--- a/schools-presentations/A Gymnasiou/A5.2 - Ηλεκτρονικό ταχυδρομείο/A5.2 Μ3 -Φύλλο Εργασίας - Επισύναψη.docx
+++ b/schools-presentations/A Gymnasiou/A5.2 - Ηλεκτρονικό ταχυδρομείο/A5.2 Μ3 -Φύλλο Εργασίας - Επισύναψη.docx
@@ -26,52 +26,14 @@
         <w:spacing w:after="100"/>
         <w:jc w:val="center"/>
       </w:pPr>
-      <w:proofErr w:type="spellStart"/>
       <w:r>
         <w:rPr>
           <w:b/>
           <w:color w:val="000000"/>
           <w:sz w:val="26"/>
         </w:rPr>
-        <w:t>Δι</w:t>
+        <w:t>Διαχείριση Ηλεκτρονικού Ταχυδρομείου</w:t>
       </w:r>
-      <w:proofErr w:type="spellEnd"/>
-      <w:r>
-        <w:rPr>
-          <w:b/>
-          <w:color w:val="000000"/>
-          <w:sz w:val="26"/>
-        </w:rPr>
-        <w:t xml:space="preserve">αχείριση </w:t>
-      </w:r>
-      <w:proofErr w:type="spellStart"/>
-      <w:r>
-        <w:rPr>
-          <w:b/>
-          <w:color w:val="000000"/>
-          <w:sz w:val="26"/>
-        </w:rPr>
-        <w:t>Ηλεκτρονικού</w:t>
-      </w:r>
-      <w:proofErr w:type="spellEnd"/>
-      <w:r>
-        <w:rPr>
-          <w:b/>
-          <w:color w:val="000000"/>
-          <w:sz w:val="26"/>
-        </w:rPr>
-        <w:t xml:space="preserve"> Τα</w:t>
-      </w:r>
-      <w:proofErr w:type="spellStart"/>
-      <w:r>
-        <w:rPr>
-          <w:b/>
-          <w:color w:val="000000"/>
-          <w:sz w:val="26"/>
-        </w:rPr>
-        <w:t>χυδρομείου</w:t>
-      </w:r>
-      <w:proofErr w:type="spellEnd"/>
     </w:p>
     <w:tbl>
       <w:tblPr>
@@ -103,19 +65,11 @@
             </w:tcMar>
           </w:tcPr>
           <w:p>
-            <w:proofErr w:type="spellStart"/>
             <w:r>
               <w:rPr>
                 <w:sz w:val="19"/>
               </w:rPr>
-              <w:t>Ονομ</w:t>
-            </w:r>
-            <w:proofErr w:type="spellEnd"/>
-            <w:r>
-              <w:rPr>
-                <w:sz w:val="19"/>
-              </w:rPr>
-              <w:t>ατεπώνυμο: __________________________</w:t>
+              <w:t>Ονοματεπώνυμο: __________________________</w:t>
             </w:r>
           </w:p>
         </w:tc>
@@ -130,33 +84,11 @@
             </w:tcMar>
           </w:tcPr>
           <w:p>
-            <w:proofErr w:type="spellStart"/>
             <w:r>
               <w:rPr>
                 <w:sz w:val="19"/>
               </w:rPr>
-              <w:t>Τμήμ</w:t>
-            </w:r>
-            <w:proofErr w:type="spellEnd"/>
-            <w:r>
-              <w:rPr>
-                <w:sz w:val="19"/>
-              </w:rPr>
-              <w:t xml:space="preserve">α: __________  </w:t>
-            </w:r>
-            <w:proofErr w:type="spellStart"/>
-            <w:r>
-              <w:rPr>
-                <w:sz w:val="19"/>
-              </w:rPr>
-              <w:t>Ημερομηνί</w:t>
-            </w:r>
-            <w:proofErr w:type="spellEnd"/>
-            <w:r>
-              <w:rPr>
-                <w:sz w:val="19"/>
-              </w:rPr>
-              <w:t>α: __________</w:t>
+              <w:t>Τμήμα: __________  Ημερομηνία: __________</w:t>
             </w:r>
           </w:p>
         </w:tc>
@@ -173,19 +105,11 @@
             </w:tcMar>
           </w:tcPr>
           <w:p>
-            <w:proofErr w:type="spellStart"/>
             <w:r>
               <w:rPr>
                 <w:sz w:val="19"/>
               </w:rPr>
-              <w:t>Συμμ</w:t>
-            </w:r>
-            <w:proofErr w:type="spellEnd"/>
-            <w:r>
-              <w:rPr>
-                <w:sz w:val="19"/>
-              </w:rPr>
-              <w:t>αθητής/τρια Α: ______________________</w:t>
+              <w:t>Συμμαθητής/τρια Α: ______________________</w:t>
             </w:r>
           </w:p>
         </w:tc>
@@ -200,19 +124,11 @@
             </w:tcMar>
           </w:tcPr>
           <w:p>
-            <w:proofErr w:type="spellStart"/>
             <w:r>
               <w:rPr>
                 <w:sz w:val="19"/>
               </w:rPr>
-              <w:t>Συμμ</w:t>
-            </w:r>
-            <w:proofErr w:type="spellEnd"/>
-            <w:r>
-              <w:rPr>
-                <w:sz w:val="19"/>
-              </w:rPr>
-              <w:t>αθητής/τρια Β: ______________________</w:t>
+              <w:t>Συμμαθητής/τρια Β: ______________________</w:t>
             </w:r>
           </w:p>
         </w:tc>
@@ -384,39 +300,7 @@
                 <w:b/>
                 <w:sz w:val="19"/>
               </w:rPr>
-              <w:t>Επ</w:t>
-            </w:r>
-            <w:proofErr w:type="spellStart"/>
-            <w:r>
-              <w:rPr>
-                <w:b/>
-                <w:sz w:val="19"/>
-              </w:rPr>
-              <w:t>ίλεξε</w:t>
-            </w:r>
-            <w:proofErr w:type="spellEnd"/>
-            <w:r>
-              <w:rPr>
-                <w:b/>
-                <w:sz w:val="19"/>
-              </w:rPr>
-              <w:t xml:space="preserve"> α</w:t>
-            </w:r>
-            <w:proofErr w:type="spellStart"/>
-            <w:r>
-              <w:rPr>
-                <w:b/>
-                <w:sz w:val="19"/>
-              </w:rPr>
-              <w:t>ρχεί</w:t>
-            </w:r>
-            <w:proofErr w:type="spellEnd"/>
-            <w:r>
-              <w:rPr>
-                <w:b/>
-                <w:sz w:val="19"/>
-              </w:rPr>
-              <w:t>α</w:t>
+              <w:t>Επίλεξε αρχεία</w:t>
             </w:r>
           </w:p>
         </w:tc>
@@ -569,26 +453,8 @@
                 <w:sz w:val="28"/>
                 <w:szCs w:val="28"/>
               </w:rPr>
-              <w:t>☐</w:t>
+              <w:t>☐ Ολοκληρώθηκε</w:t>
             </w:r>
-            <w:r>
-              <w:rPr>
-                <w:color w:val="4B555F"/>
-                <w:sz w:val="28"/>
-                <w:szCs w:val="28"/>
-              </w:rPr>
-              <w:t xml:space="preserve"> </w:t>
-            </w:r>
-            <w:proofErr w:type="spellStart"/>
-            <w:r>
-              <w:rPr>
-                <w:color w:val="4B555F"/>
-                <w:sz w:val="28"/>
-                <w:szCs w:val="28"/>
-              </w:rPr>
-              <w:t>Ολοκληρώθηκε</w:t>
-            </w:r>
-            <w:proofErr w:type="spellEnd"/>
           </w:p>
         </w:tc>
         <w:tc>
@@ -700,26 +566,8 @@
                 <w:sz w:val="28"/>
                 <w:szCs w:val="28"/>
               </w:rPr>
-              <w:t>☐</w:t>
+              <w:t>☐ Ολοκληρώθηκε</w:t>
             </w:r>
-            <w:r>
-              <w:rPr>
-                <w:color w:val="4B555F"/>
-                <w:sz w:val="28"/>
-                <w:szCs w:val="28"/>
-              </w:rPr>
-              <w:t xml:space="preserve"> </w:t>
-            </w:r>
-            <w:proofErr w:type="spellStart"/>
-            <w:r>
-              <w:rPr>
-                <w:color w:val="4B555F"/>
-                <w:sz w:val="28"/>
-                <w:szCs w:val="28"/>
-              </w:rPr>
-              <w:t>Ολοκληρώθηκε</w:t>
-            </w:r>
-            <w:proofErr w:type="spellEnd"/>
           </w:p>
         </w:tc>
       </w:tr>
@@ -826,7 +674,6 @@
               </w:rPr>
               <w:t>.</w:t>
             </w:r>
-            <w:proofErr w:type="spellStart"/>
             <w:r>
               <w:rPr>
                 <w:sz w:val="28"/>
@@ -834,7 +681,6 @@
               </w:rPr>
               <w:t>aresti</w:t>
             </w:r>
-            <w:proofErr w:type="spellEnd"/>
             <w:r>
               <w:rPr>
                 <w:sz w:val="28"/>
@@ -843,7 +689,6 @@
               </w:rPr>
               <w:t>@</w:t>
             </w:r>
-            <w:proofErr w:type="spellStart"/>
             <w:r>
               <w:rPr>
                 <w:sz w:val="28"/>
@@ -851,7 +696,6 @@
               </w:rPr>
               <w:t>gmail</w:t>
             </w:r>
-            <w:proofErr w:type="spellEnd"/>
             <w:r>
               <w:rPr>
                 <w:sz w:val="28"/>
@@ -906,25 +750,7 @@
                 <w:szCs w:val="28"/>
                 <w:lang w:val="el-GR"/>
               </w:rPr>
-              <w:t xml:space="preserve"> συμμαθητή/</w:t>
-            </w:r>
-            <w:proofErr w:type="spellStart"/>
-            <w:r>
-              <w:rPr>
-                <w:sz w:val="28"/>
-                <w:szCs w:val="28"/>
-                <w:lang w:val="el-GR"/>
-              </w:rPr>
-              <w:t>τρια</w:t>
-            </w:r>
-            <w:proofErr w:type="spellEnd"/>
-            <w:r>
-              <w:rPr>
-                <w:sz w:val="28"/>
-                <w:szCs w:val="28"/>
-                <w:lang w:val="el-GR"/>
-              </w:rPr>
-              <w:t>.</w:t>
+              <w:t xml:space="preserve"> συμμαθητή/τρια.</w:t>
             </w:r>
           </w:p>
           <w:p>
@@ -941,26 +767,8 @@
                 <w:sz w:val="28"/>
                 <w:szCs w:val="28"/>
               </w:rPr>
-              <w:t>☐</w:t>
+              <w:t>☐ Ολοκληρώθηκε</w:t>
             </w:r>
-            <w:r>
-              <w:rPr>
-                <w:color w:val="4B555F"/>
-                <w:sz w:val="28"/>
-                <w:szCs w:val="28"/>
-              </w:rPr>
-              <w:t xml:space="preserve"> </w:t>
-            </w:r>
-            <w:proofErr w:type="spellStart"/>
-            <w:r>
-              <w:rPr>
-                <w:color w:val="4B555F"/>
-                <w:sz w:val="28"/>
-                <w:szCs w:val="28"/>
-              </w:rPr>
-              <w:t>Ολοκληρώθηκε</w:t>
-            </w:r>
-            <w:proofErr w:type="spellEnd"/>
           </w:p>
         </w:tc>
         <w:tc>
@@ -1026,26 +834,8 @@
                 <w:sz w:val="28"/>
                 <w:szCs w:val="28"/>
               </w:rPr>
-              <w:t>☐</w:t>
+              <w:t>☐ Ολοκληρώθηκε</w:t>
             </w:r>
-            <w:r>
-              <w:rPr>
-                <w:color w:val="4B555F"/>
-                <w:sz w:val="28"/>
-                <w:szCs w:val="28"/>
-              </w:rPr>
-              <w:t xml:space="preserve"> </w:t>
-            </w:r>
-            <w:proofErr w:type="spellStart"/>
-            <w:r>
-              <w:rPr>
-                <w:color w:val="4B555F"/>
-                <w:sz w:val="28"/>
-                <w:szCs w:val="28"/>
-              </w:rPr>
-              <w:t>Ολοκληρώθηκε</w:t>
-            </w:r>
-            <w:proofErr w:type="spellEnd"/>
           </w:p>
         </w:tc>
       </w:tr>
@@ -1140,26 +930,8 @@
                 <w:sz w:val="28"/>
                 <w:szCs w:val="28"/>
               </w:rPr>
-              <w:t>☐</w:t>
+              <w:t>☐ Ολοκληρώθηκε</w:t>
             </w:r>
-            <w:r>
-              <w:rPr>
-                <w:color w:val="4B555F"/>
-                <w:sz w:val="28"/>
-                <w:szCs w:val="28"/>
-              </w:rPr>
-              <w:t xml:space="preserve"> </w:t>
-            </w:r>
-            <w:proofErr w:type="spellStart"/>
-            <w:r>
-              <w:rPr>
-                <w:color w:val="4B555F"/>
-                <w:sz w:val="28"/>
-                <w:szCs w:val="28"/>
-              </w:rPr>
-              <w:t>Ολοκληρώθηκε</w:t>
-            </w:r>
-            <w:proofErr w:type="spellEnd"/>
           </w:p>
         </w:tc>
         <w:tc>
@@ -1255,26 +1027,8 @@
                 <w:sz w:val="28"/>
                 <w:szCs w:val="28"/>
               </w:rPr>
-              <w:t>☐</w:t>
+              <w:t>☐ Ολοκληρώθηκε</w:t>
             </w:r>
-            <w:r>
-              <w:rPr>
-                <w:color w:val="4B555F"/>
-                <w:sz w:val="28"/>
-                <w:szCs w:val="28"/>
-              </w:rPr>
-              <w:t xml:space="preserve"> </w:t>
-            </w:r>
-            <w:proofErr w:type="spellStart"/>
-            <w:r>
-              <w:rPr>
-                <w:color w:val="4B555F"/>
-                <w:sz w:val="28"/>
-                <w:szCs w:val="28"/>
-              </w:rPr>
-              <w:t>Ολοκληρώθηκε</w:t>
-            </w:r>
-            <w:proofErr w:type="spellEnd"/>
           </w:p>
         </w:tc>
       </w:tr>
@@ -1329,25 +1083,7 @@
                 <w:szCs w:val="28"/>
                 <w:lang w:val="el-GR"/>
               </w:rPr>
-              <w:t>Άνοιξε το μήνυμα με θέμα ΦΩΤΟΓΡΑΦΙΕΣ ΣΧΟΛΕΙΟΥ που έλαβες από συμμαθητή/</w:t>
-            </w:r>
-            <w:proofErr w:type="spellStart"/>
-            <w:r>
-              <w:rPr>
-                <w:sz w:val="28"/>
-                <w:szCs w:val="28"/>
-                <w:lang w:val="el-GR"/>
-              </w:rPr>
-              <w:t>τρια</w:t>
-            </w:r>
-            <w:proofErr w:type="spellEnd"/>
-            <w:r>
-              <w:rPr>
-                <w:sz w:val="28"/>
-                <w:szCs w:val="28"/>
-                <w:lang w:val="el-GR"/>
-              </w:rPr>
-              <w:t>.</w:t>
+              <w:t>Άνοιξε το μήνυμα με θέμα ΦΩΤΟΓΡΑΦΙΕΣ ΣΧΟΛΕΙΟΥ που έλαβες από συμμαθητή/τρια.</w:t>
             </w:r>
           </w:p>
           <w:p>
@@ -1364,26 +1100,8 @@
                 <w:sz w:val="28"/>
                 <w:szCs w:val="28"/>
               </w:rPr>
-              <w:t>☐</w:t>
+              <w:t>☐ Ολοκληρώθηκε</w:t>
             </w:r>
-            <w:r>
-              <w:rPr>
-                <w:color w:val="4B555F"/>
-                <w:sz w:val="28"/>
-                <w:szCs w:val="28"/>
-              </w:rPr>
-              <w:t xml:space="preserve"> </w:t>
-            </w:r>
-            <w:proofErr w:type="spellStart"/>
-            <w:r>
-              <w:rPr>
-                <w:color w:val="4B555F"/>
-                <w:sz w:val="28"/>
-                <w:szCs w:val="28"/>
-              </w:rPr>
-              <w:t>Ολοκληρώθηκε</w:t>
-            </w:r>
-            <w:proofErr w:type="spellEnd"/>
           </w:p>
         </w:tc>
         <w:tc>
@@ -1509,26 +1227,8 @@
                 <w:sz w:val="28"/>
                 <w:szCs w:val="28"/>
               </w:rPr>
-              <w:t>☐</w:t>
+              <w:t>☐ Ολοκληρώθηκε</w:t>
             </w:r>
-            <w:r>
-              <w:rPr>
-                <w:color w:val="4B555F"/>
-                <w:sz w:val="28"/>
-                <w:szCs w:val="28"/>
-              </w:rPr>
-              <w:t xml:space="preserve"> </w:t>
-            </w:r>
-            <w:proofErr w:type="spellStart"/>
-            <w:r>
-              <w:rPr>
-                <w:color w:val="4B555F"/>
-                <w:sz w:val="28"/>
-                <w:szCs w:val="28"/>
-              </w:rPr>
-              <w:t>Ολοκληρώθηκε</w:t>
-            </w:r>
-            <w:proofErr w:type="spellEnd"/>
           </w:p>
         </w:tc>
       </w:tr>
@@ -1541,7 +1241,6 @@
           <w:szCs w:val="28"/>
         </w:rPr>
       </w:pPr>
-      <w:proofErr w:type="spellStart"/>
       <w:r>
         <w:rPr>
           <w:b/>
@@ -1549,29 +1248,8 @@
           <w:sz w:val="28"/>
           <w:szCs w:val="28"/>
         </w:rPr>
-        <w:t>Τελικός</w:t>
+        <w:t>Τελικός έλεγχος</w:t>
       </w:r>
-      <w:proofErr w:type="spellEnd"/>
-      <w:r>
-        <w:rPr>
-          <w:b/>
-          <w:color w:val="1F3A5F"/>
-          <w:sz w:val="28"/>
-          <w:szCs w:val="28"/>
-        </w:rPr>
-        <w:t xml:space="preserve"> </w:t>
-      </w:r>
-      <w:proofErr w:type="spellStart"/>
-      <w:r>
-        <w:rPr>
-          <w:b/>
-          <w:color w:val="1F3A5F"/>
-          <w:sz w:val="28"/>
-          <w:szCs w:val="28"/>
-        </w:rPr>
-        <w:t>έλεγχος</w:t>
-      </w:r>
-      <w:proofErr w:type="spellEnd"/>
     </w:p>
     <w:tbl>
       <w:tblPr>
@@ -1619,33 +1297,7 @@
                 <w:sz w:val="28"/>
                 <w:szCs w:val="28"/>
               </w:rPr>
-              <w:t>☐</w:t>
-            </w:r>
-            <w:r>
-              <w:rPr>
-                <w:b/>
-                <w:sz w:val="28"/>
-                <w:szCs w:val="28"/>
-              </w:rPr>
-              <w:t xml:space="preserve"> </w:t>
-            </w:r>
-            <w:proofErr w:type="spellStart"/>
-            <w:r>
-              <w:rPr>
-                <w:b/>
-                <w:sz w:val="28"/>
-                <w:szCs w:val="28"/>
-              </w:rPr>
-              <w:t>Έκ</w:t>
-            </w:r>
-            <w:proofErr w:type="spellEnd"/>
-            <w:r>
-              <w:rPr>
-                <w:b/>
-                <w:sz w:val="28"/>
-                <w:szCs w:val="28"/>
-              </w:rPr>
-              <w:t>ανα Forward</w:t>
+              <w:t>☐ Έκανα Forward</w:t>
             </w:r>
           </w:p>
         </w:tc>
@@ -1675,33 +1327,7 @@
                 <w:sz w:val="28"/>
                 <w:szCs w:val="28"/>
               </w:rPr>
-              <w:t>☐</w:t>
-            </w:r>
-            <w:r>
-              <w:rPr>
-                <w:b/>
-                <w:sz w:val="28"/>
-                <w:szCs w:val="28"/>
-              </w:rPr>
-              <w:t xml:space="preserve"> </w:t>
-            </w:r>
-            <w:proofErr w:type="spellStart"/>
-            <w:r>
-              <w:rPr>
-                <w:b/>
-                <w:sz w:val="28"/>
-                <w:szCs w:val="28"/>
-              </w:rPr>
-              <w:t>Χρησιμο</w:t>
-            </w:r>
-            <w:proofErr w:type="spellEnd"/>
-            <w:r>
-              <w:rPr>
-                <w:b/>
-                <w:sz w:val="28"/>
-                <w:szCs w:val="28"/>
-              </w:rPr>
-              <w:t>ποίησα Cc</w:t>
+              <w:t>☐ Χρησιμοποίησα Cc</w:t>
             </w:r>
           </w:p>
         </w:tc>
@@ -1731,33 +1357,7 @@
                 <w:sz w:val="28"/>
                 <w:szCs w:val="28"/>
               </w:rPr>
-              <w:t>☐</w:t>
-            </w:r>
-            <w:r>
-              <w:rPr>
-                <w:b/>
-                <w:sz w:val="28"/>
-                <w:szCs w:val="28"/>
-              </w:rPr>
-              <w:t xml:space="preserve"> </w:t>
-            </w:r>
-            <w:proofErr w:type="spellStart"/>
-            <w:r>
-              <w:rPr>
-                <w:b/>
-                <w:sz w:val="28"/>
-                <w:szCs w:val="28"/>
-              </w:rPr>
-              <w:t>Χρησιμο</w:t>
-            </w:r>
-            <w:proofErr w:type="spellEnd"/>
-            <w:r>
-              <w:rPr>
-                <w:b/>
-                <w:sz w:val="28"/>
-                <w:szCs w:val="28"/>
-              </w:rPr>
-              <w:t>ποίησα Bcc</w:t>
+              <w:t>☐ Χρησιμοποίησα Bcc</w:t>
             </w:r>
           </w:p>
         </w:tc>
@@ -1789,51 +1389,7 @@
                 <w:sz w:val="28"/>
                 <w:szCs w:val="28"/>
               </w:rPr>
-              <w:t>☐</w:t>
-            </w:r>
-            <w:r>
-              <w:rPr>
-                <w:b/>
-                <w:sz w:val="28"/>
-                <w:szCs w:val="28"/>
-              </w:rPr>
-              <w:t xml:space="preserve"> Επ</w:t>
-            </w:r>
-            <w:proofErr w:type="spellStart"/>
-            <w:r>
-              <w:rPr>
-                <w:b/>
-                <w:sz w:val="28"/>
-                <w:szCs w:val="28"/>
-              </w:rPr>
-              <w:t>ισύν</w:t>
-            </w:r>
-            <w:proofErr w:type="spellEnd"/>
-            <w:r>
-              <w:rPr>
-                <w:b/>
-                <w:sz w:val="28"/>
-                <w:szCs w:val="28"/>
-              </w:rPr>
-              <w:t>αψα 2 α</w:t>
-            </w:r>
-            <w:proofErr w:type="spellStart"/>
-            <w:r>
-              <w:rPr>
-                <w:b/>
-                <w:sz w:val="28"/>
-                <w:szCs w:val="28"/>
-              </w:rPr>
-              <w:t>ρχεί</w:t>
-            </w:r>
-            <w:proofErr w:type="spellEnd"/>
-            <w:r>
-              <w:rPr>
-                <w:b/>
-                <w:sz w:val="28"/>
-                <w:szCs w:val="28"/>
-              </w:rPr>
-              <w:t>α</w:t>
+              <w:t>☐ Επισύναψα 2 αρχεία</w:t>
             </w:r>
           </w:p>
         </w:tc>
@@ -1863,51 +1419,7 @@
                 <w:sz w:val="28"/>
                 <w:szCs w:val="28"/>
               </w:rPr>
-              <w:t>☐</w:t>
-            </w:r>
-            <w:r>
-              <w:rPr>
-                <w:b/>
-                <w:sz w:val="28"/>
-                <w:szCs w:val="28"/>
-              </w:rPr>
-              <w:t xml:space="preserve"> </w:t>
-            </w:r>
-            <w:proofErr w:type="spellStart"/>
-            <w:r>
-              <w:rPr>
-                <w:b/>
-                <w:sz w:val="28"/>
-                <w:szCs w:val="28"/>
-              </w:rPr>
-              <w:t>Άνοιξ</w:t>
-            </w:r>
-            <w:proofErr w:type="spellEnd"/>
-            <w:r>
-              <w:rPr>
-                <w:b/>
-                <w:sz w:val="28"/>
-                <w:szCs w:val="28"/>
-              </w:rPr>
-              <w:t xml:space="preserve">α τα </w:t>
-            </w:r>
-            <w:proofErr w:type="spellStart"/>
-            <w:r>
-              <w:rPr>
-                <w:b/>
-                <w:sz w:val="28"/>
-                <w:szCs w:val="28"/>
-              </w:rPr>
-              <w:t>συνημμέν</w:t>
-            </w:r>
-            <w:proofErr w:type="spellEnd"/>
-            <w:r>
-              <w:rPr>
-                <w:b/>
-                <w:sz w:val="28"/>
-                <w:szCs w:val="28"/>
-              </w:rPr>
-              <w:t>α</w:t>
+              <w:t>☐ Άνοιξα τα συνημμένα</w:t>
             </w:r>
           </w:p>
         </w:tc>
@@ -1937,51 +1449,7 @@
                 <w:sz w:val="28"/>
                 <w:szCs w:val="28"/>
               </w:rPr>
-              <w:t>☐</w:t>
-            </w:r>
-            <w:r>
-              <w:rPr>
-                <w:b/>
-                <w:sz w:val="28"/>
-                <w:szCs w:val="28"/>
-              </w:rPr>
-              <w:t xml:space="preserve"> Απ</w:t>
-            </w:r>
-            <w:proofErr w:type="spellStart"/>
-            <w:r>
-              <w:rPr>
-                <w:b/>
-                <w:sz w:val="28"/>
-                <w:szCs w:val="28"/>
-              </w:rPr>
-              <w:t>οθήκευσ</w:t>
-            </w:r>
-            <w:proofErr w:type="spellEnd"/>
-            <w:r>
-              <w:rPr>
-                <w:b/>
-                <w:sz w:val="28"/>
-                <w:szCs w:val="28"/>
-              </w:rPr>
-              <w:t>α τα α</w:t>
-            </w:r>
-            <w:proofErr w:type="spellStart"/>
-            <w:r>
-              <w:rPr>
-                <w:b/>
-                <w:sz w:val="28"/>
-                <w:szCs w:val="28"/>
-              </w:rPr>
-              <w:t>ρχεί</w:t>
-            </w:r>
-            <w:proofErr w:type="spellEnd"/>
-            <w:r>
-              <w:rPr>
-                <w:b/>
-                <w:sz w:val="28"/>
-                <w:szCs w:val="28"/>
-              </w:rPr>
-              <w:t>α</w:t>
+              <w:t>☐ Αποθήκευσα τα αρχεία</w:t>
             </w:r>
           </w:p>
         </w:tc>
@@ -2018,429 +1486,80 @@
     <w:p>
       <w:pPr>
         <w:spacing w:before="200" w:after="80"/>
+        <w:rPr>
+          <w:rFonts w:ascii="Arial" w:eastAsia="Arial" w:hAnsi="Arial"/>
+          <w:b/>
+          <w:color w:val="24446A"/>
+          <w:sz w:val="34"/>
+        </w:rPr>
       </w:pPr>
-      <w:proofErr w:type="spellStart"/>
+    </w:p>
+    <w:p>
+      <w:pPr>
+        <w:spacing w:before="200" w:after="80"/>
+        <w:rPr>
+          <w:lang w:val="el-GR"/>
+        </w:rPr>
+      </w:pPr>
       <w:r>
         <w:rPr>
           <w:rFonts w:ascii="Arial" w:eastAsia="Arial" w:hAnsi="Arial"/>
           <w:b/>
           <w:color w:val="24446A"/>
           <w:sz w:val="34"/>
+          <w:lang w:val="el-GR"/>
         </w:rPr>
-        <w:t>Πρόσθετη</w:t>
+        <w:t>Πρόσθετη Άσκηση</w:t>
       </w:r>
-      <w:proofErr w:type="spellEnd"/>
-      <w:r>
-        <w:rPr>
-          <w:rFonts w:ascii="Arial" w:eastAsia="Arial" w:hAnsi="Arial"/>
-          <w:b/>
-          <w:color w:val="24446A"/>
-          <w:sz w:val="34"/>
-        </w:rPr>
-        <w:t xml:space="preserve"> </w:t>
-      </w:r>
-      <w:proofErr w:type="spellStart"/>
-      <w:r>
-        <w:rPr>
-          <w:rFonts w:ascii="Arial" w:eastAsia="Arial" w:hAnsi="Arial"/>
-          <w:b/>
-          <w:color w:val="24446A"/>
-          <w:sz w:val="34"/>
-        </w:rPr>
-        <w:t>Άσκηση</w:t>
-      </w:r>
-      <w:proofErr w:type="spellEnd"/>
     </w:p>
     <w:p>
       <w:pPr>
         <w:spacing w:after="120"/>
+        <w:rPr>
+          <w:lang w:val="el-GR"/>
+        </w:rPr>
       </w:pPr>
-      <w:proofErr w:type="spellStart"/>
       <w:r>
         <w:rPr>
           <w:rFonts w:ascii="Arial" w:eastAsia="Arial" w:hAnsi="Arial"/>
           <w:b/>
           <w:color w:val="000000"/>
           <w:sz w:val="23"/>
+          <w:lang w:val="el-GR"/>
         </w:rPr>
-        <w:t>Σενάριο</w:t>
+        <w:t xml:space="preserve">Σενάριο: </w:t>
       </w:r>
-      <w:proofErr w:type="spellEnd"/>
       <w:r>
         <w:rPr>
           <w:rFonts w:ascii="Arial" w:eastAsia="Arial" w:hAnsi="Arial"/>
-          <w:b/>
           <w:color w:val="000000"/>
           <w:sz w:val="23"/>
+          <w:lang w:val="el-GR"/>
         </w:rPr>
-        <w:t xml:space="preserve">: </w:t>
+        <w:t xml:space="preserve">Πρέπει να στείλεις την τελική σχολική εργασία με συνημμένα. Το μήνυμα επιτρέπει συνολικό μέγεθος έως 5 </w:t>
       </w:r>
-      <w:proofErr w:type="spellStart"/>
       <w:r>
         <w:rPr>
           <w:rFonts w:ascii="Arial" w:eastAsia="Arial" w:hAnsi="Arial"/>
           <w:color w:val="000000"/>
           <w:sz w:val="23"/>
         </w:rPr>
-        <w:t>Πρέ</w:t>
+        <w:t>MB</w:t>
       </w:r>
-      <w:proofErr w:type="spellEnd"/>
       <w:r>
         <w:rPr>
           <w:rFonts w:ascii="Arial" w:eastAsia="Arial" w:hAnsi="Arial"/>
           <w:color w:val="000000"/>
           <w:sz w:val="23"/>
+          <w:lang w:val="el-GR"/>
         </w:rPr>
-        <w:t xml:space="preserve">πει να </w:t>
-      </w:r>
-      <w:proofErr w:type="spellStart"/>
-      <w:r>
-        <w:rPr>
-          <w:rFonts w:ascii="Arial" w:eastAsia="Arial" w:hAnsi="Arial"/>
-          <w:color w:val="000000"/>
-          <w:sz w:val="23"/>
-        </w:rPr>
-        <w:t>στείλεις</w:t>
-      </w:r>
-      <w:proofErr w:type="spellEnd"/>
-      <w:r>
-        <w:rPr>
-          <w:rFonts w:ascii="Arial" w:eastAsia="Arial" w:hAnsi="Arial"/>
-          <w:color w:val="000000"/>
-          <w:sz w:val="23"/>
-        </w:rPr>
-        <w:t xml:space="preserve"> </w:t>
-      </w:r>
-      <w:proofErr w:type="spellStart"/>
-      <w:r>
-        <w:rPr>
-          <w:rFonts w:ascii="Arial" w:eastAsia="Arial" w:hAnsi="Arial"/>
-          <w:color w:val="000000"/>
-          <w:sz w:val="23"/>
-        </w:rPr>
-        <w:t>την</w:t>
-      </w:r>
-      <w:proofErr w:type="spellEnd"/>
-      <w:r>
-        <w:rPr>
-          <w:rFonts w:ascii="Arial" w:eastAsia="Arial" w:hAnsi="Arial"/>
-          <w:color w:val="000000"/>
-          <w:sz w:val="23"/>
-        </w:rPr>
-        <w:t xml:space="preserve"> </w:t>
-      </w:r>
-      <w:proofErr w:type="spellStart"/>
-      <w:r>
-        <w:rPr>
-          <w:rFonts w:ascii="Arial" w:eastAsia="Arial" w:hAnsi="Arial"/>
-          <w:color w:val="000000"/>
-          <w:sz w:val="23"/>
-        </w:rPr>
-        <w:t>τελική</w:t>
-      </w:r>
-      <w:proofErr w:type="spellEnd"/>
-      <w:r>
-        <w:rPr>
-          <w:rFonts w:ascii="Arial" w:eastAsia="Arial" w:hAnsi="Arial"/>
-          <w:color w:val="000000"/>
-          <w:sz w:val="23"/>
-        </w:rPr>
-        <w:t xml:space="preserve"> </w:t>
-      </w:r>
-      <w:proofErr w:type="spellStart"/>
-      <w:r>
-        <w:rPr>
-          <w:rFonts w:ascii="Arial" w:eastAsia="Arial" w:hAnsi="Arial"/>
-          <w:color w:val="000000"/>
-          <w:sz w:val="23"/>
-        </w:rPr>
-        <w:t>σχολική</w:t>
-      </w:r>
-      <w:proofErr w:type="spellEnd"/>
-      <w:r>
-        <w:rPr>
-          <w:rFonts w:ascii="Arial" w:eastAsia="Arial" w:hAnsi="Arial"/>
-          <w:color w:val="000000"/>
-          <w:sz w:val="23"/>
-        </w:rPr>
-        <w:t xml:space="preserve"> </w:t>
-      </w:r>
-      <w:proofErr w:type="spellStart"/>
-      <w:r>
-        <w:rPr>
-          <w:rFonts w:ascii="Arial" w:eastAsia="Arial" w:hAnsi="Arial"/>
-          <w:color w:val="000000"/>
-          <w:sz w:val="23"/>
-        </w:rPr>
-        <w:t>εργ</w:t>
-      </w:r>
-      <w:proofErr w:type="spellEnd"/>
-      <w:r>
-        <w:rPr>
-          <w:rFonts w:ascii="Arial" w:eastAsia="Arial" w:hAnsi="Arial"/>
-          <w:color w:val="000000"/>
-          <w:sz w:val="23"/>
-        </w:rPr>
-        <w:t xml:space="preserve">ασία </w:t>
-      </w:r>
-      <w:proofErr w:type="spellStart"/>
-      <w:r>
-        <w:rPr>
-          <w:rFonts w:ascii="Arial" w:eastAsia="Arial" w:hAnsi="Arial"/>
-          <w:color w:val="000000"/>
-          <w:sz w:val="23"/>
-        </w:rPr>
-        <w:t>με</w:t>
-      </w:r>
-      <w:proofErr w:type="spellEnd"/>
-      <w:r>
-        <w:rPr>
-          <w:rFonts w:ascii="Arial" w:eastAsia="Arial" w:hAnsi="Arial"/>
-          <w:color w:val="000000"/>
-          <w:sz w:val="23"/>
-        </w:rPr>
-        <w:t xml:space="preserve"> </w:t>
-      </w:r>
-      <w:proofErr w:type="spellStart"/>
-      <w:r>
-        <w:rPr>
-          <w:rFonts w:ascii="Arial" w:eastAsia="Arial" w:hAnsi="Arial"/>
-          <w:color w:val="000000"/>
-          <w:sz w:val="23"/>
-        </w:rPr>
-        <w:t>συνημμέν</w:t>
-      </w:r>
-      <w:proofErr w:type="spellEnd"/>
-      <w:r>
-        <w:rPr>
-          <w:rFonts w:ascii="Arial" w:eastAsia="Arial" w:hAnsi="Arial"/>
-          <w:color w:val="000000"/>
-          <w:sz w:val="23"/>
-        </w:rPr>
-        <w:t xml:space="preserve">α. </w:t>
-      </w:r>
-      <w:proofErr w:type="spellStart"/>
-      <w:r>
-        <w:rPr>
-          <w:rFonts w:ascii="Arial" w:eastAsia="Arial" w:hAnsi="Arial"/>
-          <w:color w:val="000000"/>
-          <w:sz w:val="23"/>
-        </w:rPr>
-        <w:t>Το</w:t>
-      </w:r>
-      <w:proofErr w:type="spellEnd"/>
-      <w:r>
-        <w:rPr>
-          <w:rFonts w:ascii="Arial" w:eastAsia="Arial" w:hAnsi="Arial"/>
-          <w:color w:val="000000"/>
-          <w:sz w:val="23"/>
-        </w:rPr>
-        <w:t xml:space="preserve"> </w:t>
-      </w:r>
-      <w:proofErr w:type="spellStart"/>
-      <w:r>
-        <w:rPr>
-          <w:rFonts w:ascii="Arial" w:eastAsia="Arial" w:hAnsi="Arial"/>
-          <w:color w:val="000000"/>
-          <w:sz w:val="23"/>
-        </w:rPr>
-        <w:t>μήνυμ</w:t>
-      </w:r>
-      <w:proofErr w:type="spellEnd"/>
-      <w:r>
-        <w:rPr>
-          <w:rFonts w:ascii="Arial" w:eastAsia="Arial" w:hAnsi="Arial"/>
-          <w:color w:val="000000"/>
-          <w:sz w:val="23"/>
-        </w:rPr>
-        <w:t>α επ</w:t>
-      </w:r>
-      <w:proofErr w:type="spellStart"/>
-      <w:r>
-        <w:rPr>
-          <w:rFonts w:ascii="Arial" w:eastAsia="Arial" w:hAnsi="Arial"/>
-          <w:color w:val="000000"/>
-          <w:sz w:val="23"/>
-        </w:rPr>
-        <w:t>ιτρέ</w:t>
-      </w:r>
-      <w:proofErr w:type="spellEnd"/>
-      <w:r>
-        <w:rPr>
-          <w:rFonts w:ascii="Arial" w:eastAsia="Arial" w:hAnsi="Arial"/>
-          <w:color w:val="000000"/>
-          <w:sz w:val="23"/>
-        </w:rPr>
-        <w:t xml:space="preserve">πει </w:t>
-      </w:r>
-      <w:proofErr w:type="spellStart"/>
-      <w:r>
-        <w:rPr>
-          <w:rFonts w:ascii="Arial" w:eastAsia="Arial" w:hAnsi="Arial"/>
-          <w:color w:val="000000"/>
-          <w:sz w:val="23"/>
-        </w:rPr>
-        <w:t>συνολικό</w:t>
-      </w:r>
-      <w:proofErr w:type="spellEnd"/>
-      <w:r>
-        <w:rPr>
-          <w:rFonts w:ascii="Arial" w:eastAsia="Arial" w:hAnsi="Arial"/>
-          <w:color w:val="000000"/>
-          <w:sz w:val="23"/>
-        </w:rPr>
-        <w:t xml:space="preserve"> </w:t>
-      </w:r>
-      <w:proofErr w:type="spellStart"/>
-      <w:r>
-        <w:rPr>
-          <w:rFonts w:ascii="Arial" w:eastAsia="Arial" w:hAnsi="Arial"/>
-          <w:color w:val="000000"/>
-          <w:sz w:val="23"/>
-        </w:rPr>
-        <w:t>μέγεθος</w:t>
-      </w:r>
-      <w:proofErr w:type="spellEnd"/>
-      <w:r>
-        <w:rPr>
-          <w:rFonts w:ascii="Arial" w:eastAsia="Arial" w:hAnsi="Arial"/>
-          <w:color w:val="000000"/>
-          <w:sz w:val="23"/>
-        </w:rPr>
-        <w:t xml:space="preserve"> </w:t>
-      </w:r>
-      <w:proofErr w:type="spellStart"/>
-      <w:r>
-        <w:rPr>
-          <w:rFonts w:ascii="Arial" w:eastAsia="Arial" w:hAnsi="Arial"/>
-          <w:color w:val="000000"/>
-          <w:sz w:val="23"/>
-        </w:rPr>
-        <w:t>έως</w:t>
-      </w:r>
-      <w:proofErr w:type="spellEnd"/>
-      <w:r>
-        <w:rPr>
-          <w:rFonts w:ascii="Arial" w:eastAsia="Arial" w:hAnsi="Arial"/>
-          <w:color w:val="000000"/>
-          <w:sz w:val="23"/>
-        </w:rPr>
-        <w:t xml:space="preserve"> 5 MB και π</w:t>
-      </w:r>
-      <w:proofErr w:type="spellStart"/>
-      <w:r>
-        <w:rPr>
-          <w:rFonts w:ascii="Arial" w:eastAsia="Arial" w:hAnsi="Arial"/>
-          <w:color w:val="000000"/>
-          <w:sz w:val="23"/>
-        </w:rPr>
-        <w:t>ρέ</w:t>
-      </w:r>
-      <w:proofErr w:type="spellEnd"/>
-      <w:r>
-        <w:rPr>
-          <w:rFonts w:ascii="Arial" w:eastAsia="Arial" w:hAnsi="Arial"/>
-          <w:color w:val="000000"/>
-          <w:sz w:val="23"/>
-        </w:rPr>
-        <w:t>πει να π</w:t>
-      </w:r>
-      <w:proofErr w:type="spellStart"/>
-      <w:r>
-        <w:rPr>
-          <w:rFonts w:ascii="Arial" w:eastAsia="Arial" w:hAnsi="Arial"/>
-          <w:color w:val="000000"/>
-          <w:sz w:val="23"/>
-        </w:rPr>
-        <w:t>εριέχει</w:t>
-      </w:r>
-      <w:proofErr w:type="spellEnd"/>
-      <w:r>
-        <w:rPr>
-          <w:rFonts w:ascii="Arial" w:eastAsia="Arial" w:hAnsi="Arial"/>
-          <w:color w:val="000000"/>
-          <w:sz w:val="23"/>
-        </w:rPr>
-        <w:t xml:space="preserve"> </w:t>
-      </w:r>
-      <w:proofErr w:type="spellStart"/>
-      <w:r>
-        <w:rPr>
-          <w:rFonts w:ascii="Arial" w:eastAsia="Arial" w:hAnsi="Arial"/>
-          <w:color w:val="000000"/>
-          <w:sz w:val="23"/>
-        </w:rPr>
-        <w:t>μόνο</w:t>
-      </w:r>
-      <w:proofErr w:type="spellEnd"/>
-      <w:r>
-        <w:rPr>
-          <w:rFonts w:ascii="Arial" w:eastAsia="Arial" w:hAnsi="Arial"/>
-          <w:color w:val="000000"/>
-          <w:sz w:val="23"/>
-        </w:rPr>
-        <w:t xml:space="preserve"> α</w:t>
-      </w:r>
-      <w:proofErr w:type="spellStart"/>
-      <w:r>
-        <w:rPr>
-          <w:rFonts w:ascii="Arial" w:eastAsia="Arial" w:hAnsi="Arial"/>
-          <w:color w:val="000000"/>
-          <w:sz w:val="23"/>
-        </w:rPr>
-        <w:t>σφ</w:t>
-      </w:r>
-      <w:proofErr w:type="spellEnd"/>
-      <w:r>
-        <w:rPr>
-          <w:rFonts w:ascii="Arial" w:eastAsia="Arial" w:hAnsi="Arial"/>
-          <w:color w:val="000000"/>
-          <w:sz w:val="23"/>
-        </w:rPr>
-        <w:t>αλή και απαρα</w:t>
-      </w:r>
-      <w:proofErr w:type="spellStart"/>
-      <w:r>
-        <w:rPr>
-          <w:rFonts w:ascii="Arial" w:eastAsia="Arial" w:hAnsi="Arial"/>
-          <w:color w:val="000000"/>
-          <w:sz w:val="23"/>
-        </w:rPr>
-        <w:t>ίτητ</w:t>
-      </w:r>
-      <w:proofErr w:type="spellEnd"/>
-      <w:r>
-        <w:rPr>
-          <w:rFonts w:ascii="Arial" w:eastAsia="Arial" w:hAnsi="Arial"/>
-          <w:color w:val="000000"/>
-          <w:sz w:val="23"/>
-        </w:rPr>
-        <w:t>α α</w:t>
-      </w:r>
-      <w:proofErr w:type="spellStart"/>
-      <w:r>
-        <w:rPr>
-          <w:rFonts w:ascii="Arial" w:eastAsia="Arial" w:hAnsi="Arial"/>
-          <w:color w:val="000000"/>
-          <w:sz w:val="23"/>
-        </w:rPr>
-        <w:t>ρχεί</w:t>
-      </w:r>
-      <w:proofErr w:type="spellEnd"/>
-      <w:r>
-        <w:rPr>
-          <w:rFonts w:ascii="Arial" w:eastAsia="Arial" w:hAnsi="Arial"/>
-          <w:color w:val="000000"/>
-          <w:sz w:val="23"/>
-        </w:rPr>
-        <w:t>α.</w:t>
+        <w:t xml:space="preserve"> και πρέπει να περιέχει μόνο ασφαλή και απαραίτητα αρχεία.</w:t>
       </w:r>
     </w:p>
     <w:p>
       <w:pPr>
         <w:spacing w:after="80"/>
       </w:pPr>
-      <w:proofErr w:type="spellStart"/>
       <w:r>
         <w:rPr>
           <w:rFonts w:ascii="Arial" w:eastAsia="Arial" w:hAnsi="Arial"/>
@@ -2448,69 +1567,8 @@
           <w:color w:val="000000"/>
           <w:sz w:val="26"/>
         </w:rPr>
-        <w:t>Διάλεξε</w:t>
+        <w:t>Διάλεξε ποια αρχεία θα επισυνάψεις</w:t>
       </w:r>
-      <w:proofErr w:type="spellEnd"/>
-      <w:r>
-        <w:rPr>
-          <w:rFonts w:ascii="Arial" w:eastAsia="Arial" w:hAnsi="Arial"/>
-          <w:b/>
-          <w:color w:val="000000"/>
-          <w:sz w:val="26"/>
-        </w:rPr>
-        <w:t xml:space="preserve"> π</w:t>
-      </w:r>
-      <w:proofErr w:type="spellStart"/>
-      <w:r>
-        <w:rPr>
-          <w:rFonts w:ascii="Arial" w:eastAsia="Arial" w:hAnsi="Arial"/>
-          <w:b/>
-          <w:color w:val="000000"/>
-          <w:sz w:val="26"/>
-        </w:rPr>
-        <w:t>οι</w:t>
-      </w:r>
-      <w:proofErr w:type="spellEnd"/>
-      <w:r>
-        <w:rPr>
-          <w:rFonts w:ascii="Arial" w:eastAsia="Arial" w:hAnsi="Arial"/>
-          <w:b/>
-          <w:color w:val="000000"/>
-          <w:sz w:val="26"/>
-        </w:rPr>
-        <w:t>α α</w:t>
-      </w:r>
-      <w:proofErr w:type="spellStart"/>
-      <w:r>
-        <w:rPr>
-          <w:rFonts w:ascii="Arial" w:eastAsia="Arial" w:hAnsi="Arial"/>
-          <w:b/>
-          <w:color w:val="000000"/>
-          <w:sz w:val="26"/>
-        </w:rPr>
-        <w:t>ρχεί</w:t>
-      </w:r>
-      <w:proofErr w:type="spellEnd"/>
-      <w:r>
-        <w:rPr>
-          <w:rFonts w:ascii="Arial" w:eastAsia="Arial" w:hAnsi="Arial"/>
-          <w:b/>
-          <w:color w:val="000000"/>
-          <w:sz w:val="26"/>
-        </w:rPr>
-        <w:t>α θα επ</w:t>
-      </w:r>
-      <w:proofErr w:type="spellStart"/>
-      <w:r>
-        <w:rPr>
-          <w:rFonts w:ascii="Arial" w:eastAsia="Arial" w:hAnsi="Arial"/>
-          <w:b/>
-          <w:color w:val="000000"/>
-          <w:sz w:val="26"/>
-        </w:rPr>
-        <w:t>ισυνάψεις</w:t>
-      </w:r>
-      <w:proofErr w:type="spellEnd"/>
     </w:p>
     <w:tbl>
       <w:tblPr>
@@ -2550,7 +1608,6 @@
               <w:spacing w:after="0"/>
               <w:jc w:val="center"/>
             </w:pPr>
-            <w:proofErr w:type="spellStart"/>
             <w:r>
               <w:rPr>
                 <w:rFonts w:ascii="Arial" w:eastAsia="Arial" w:hAnsi="Arial"/>
@@ -2560,7 +1617,6 @@
               </w:rPr>
               <w:t>Αρχείο</w:t>
             </w:r>
-            <w:proofErr w:type="spellEnd"/>
           </w:p>
         </w:tc>
         <w:tc>
@@ -2580,7 +1636,6 @@
               <w:spacing w:after="0"/>
               <w:jc w:val="center"/>
             </w:pPr>
-            <w:proofErr w:type="spellStart"/>
             <w:r>
               <w:rPr>
                 <w:rFonts w:ascii="Arial" w:eastAsia="Arial" w:hAnsi="Arial"/>
@@ -2590,7 +1645,6 @@
               </w:rPr>
               <w:t>Μέγεθος</w:t>
             </w:r>
-            <w:proofErr w:type="spellEnd"/>
           </w:p>
         </w:tc>
         <w:tc>
@@ -2617,27 +1671,7 @@
                 <w:color w:val="FFFFFF"/>
                 <w:sz w:val="20"/>
               </w:rPr>
-              <w:t>Επ</w:t>
-            </w:r>
-            <w:proofErr w:type="spellStart"/>
-            <w:r>
-              <w:rPr>
-                <w:rFonts w:ascii="Arial" w:eastAsia="Arial" w:hAnsi="Arial"/>
-                <w:b/>
-                <w:color w:val="FFFFFF"/>
-                <w:sz w:val="20"/>
-              </w:rPr>
-              <w:t>ισύν</w:t>
-            </w:r>
-            <w:proofErr w:type="spellEnd"/>
-            <w:r>
-              <w:rPr>
-                <w:rFonts w:ascii="Arial" w:eastAsia="Arial" w:hAnsi="Arial"/>
-                <w:b/>
-                <w:color w:val="FFFFFF"/>
-                <w:sz w:val="20"/>
-              </w:rPr>
-              <w:t>αψη</w:t>
+              <w:t>Επισύναψη</w:t>
             </w:r>
           </w:p>
         </w:tc>
@@ -2658,7 +1692,6 @@
               <w:spacing w:after="0"/>
               <w:jc w:val="center"/>
             </w:pPr>
-            <w:proofErr w:type="spellStart"/>
             <w:r>
               <w:rPr>
                 <w:rFonts w:ascii="Arial" w:eastAsia="Arial" w:hAnsi="Arial"/>
@@ -2668,7 +1701,6 @@
               </w:rPr>
               <w:t>Αιτιολόγηση</w:t>
             </w:r>
-            <w:proofErr w:type="spellEnd"/>
           </w:p>
         </w:tc>
       </w:tr>
@@ -2902,7 +1934,6 @@
             <w:pPr>
               <w:spacing w:after="0"/>
             </w:pPr>
-            <w:proofErr w:type="spellStart"/>
             <w:r>
               <w:rPr>
                 <w:rFonts w:ascii="Arial" w:eastAsia="Arial" w:hAnsi="Arial"/>
@@ -2912,7 +1943,6 @@
               </w:rPr>
               <w:t>notes.tmp</w:t>
             </w:r>
-            <w:proofErr w:type="spellEnd"/>
           </w:p>
         </w:tc>
         <w:tc>
@@ -3107,7 +2137,6 @@
       <w:pPr>
         <w:spacing w:before="140" w:after="60"/>
       </w:pPr>
-      <w:proofErr w:type="spellStart"/>
       <w:r>
         <w:rPr>
           <w:rFonts w:ascii="Arial" w:eastAsia="Arial" w:hAnsi="Arial"/>
@@ -3115,40 +2144,23 @@
           <w:color w:val="000000"/>
           <w:sz w:val="26"/>
         </w:rPr>
-        <w:t>Εκτέλεση</w:t>
+        <w:t>Εκτέλεση και έλεγχος</w:t>
       </w:r>
-      <w:proofErr w:type="spellEnd"/>
-      <w:r>
-        <w:rPr>
-          <w:rFonts w:ascii="Arial" w:eastAsia="Arial" w:hAnsi="Arial"/>
-          <w:b/>
-          <w:color w:val="000000"/>
-          <w:sz w:val="26"/>
-        </w:rPr>
-        <w:t xml:space="preserve"> και </w:t>
-      </w:r>
-      <w:proofErr w:type="spellStart"/>
-      <w:r>
-        <w:rPr>
-          <w:rFonts w:ascii="Arial" w:eastAsia="Arial" w:hAnsi="Arial"/>
-          <w:b/>
-          <w:color w:val="000000"/>
-          <w:sz w:val="26"/>
-        </w:rPr>
-        <w:t>έλεγχος</w:t>
-      </w:r>
-      <w:proofErr w:type="spellEnd"/>
     </w:p>
     <w:p>
       <w:pPr>
         <w:spacing w:after="50"/>
         <w:ind w:left="115"/>
+        <w:rPr>
+          <w:lang w:val="el-GR"/>
+        </w:rPr>
       </w:pPr>
       <w:r>
         <w:rPr>
           <w:rFonts w:ascii="Arial" w:eastAsia="Arial" w:hAnsi="Arial"/>
           <w:b/>
           <w:color w:val="24446A"/>
+          <w:lang w:val="el-GR"/>
         </w:rPr>
         <w:t xml:space="preserve">1. </w:t>
       </w:r>
@@ -3156,544 +2168,92 @@
         <w:rPr>
           <w:rFonts w:ascii="Arial" w:eastAsia="Arial" w:hAnsi="Arial"/>
           <w:color w:val="000000"/>
+          <w:lang w:val="el-GR"/>
         </w:rPr>
-        <w:t>Υπ</w:t>
+        <w:t xml:space="preserve">Υπολόγισε το συνολικό μέγεθος των αρχείων που επέλεξες: __________ </w:t>
       </w:r>
-      <w:proofErr w:type="spellStart"/>
       <w:r>
         <w:rPr>
           <w:rFonts w:ascii="Arial" w:eastAsia="Arial" w:hAnsi="Arial"/>
           <w:color w:val="000000"/>
         </w:rPr>
-        <w:t>ολόγισε</w:t>
+        <w:t>MB</w:t>
       </w:r>
-      <w:proofErr w:type="spellEnd"/>
       <w:r>
         <w:rPr>
           <w:rFonts w:ascii="Arial" w:eastAsia="Arial" w:hAnsi="Arial"/>
           <w:color w:val="000000"/>
+          <w:lang w:val="el-GR"/>
         </w:rPr>
-        <w:t xml:space="preserve"> </w:t>
-      </w:r>
-      <w:proofErr w:type="spellStart"/>
-      <w:r>
-        <w:rPr>
-          <w:rFonts w:ascii="Arial" w:eastAsia="Arial" w:hAnsi="Arial"/>
-          <w:color w:val="000000"/>
-        </w:rPr>
-        <w:t>το</w:t>
-      </w:r>
-      <w:proofErr w:type="spellEnd"/>
-      <w:r>
-        <w:rPr>
-          <w:rFonts w:ascii="Arial" w:eastAsia="Arial" w:hAnsi="Arial"/>
-          <w:color w:val="000000"/>
-        </w:rPr>
-        <w:t xml:space="preserve"> </w:t>
-      </w:r>
-      <w:proofErr w:type="spellStart"/>
-      <w:r>
-        <w:rPr>
-          <w:rFonts w:ascii="Arial" w:eastAsia="Arial" w:hAnsi="Arial"/>
-          <w:color w:val="000000"/>
-        </w:rPr>
-        <w:t>συνολικό</w:t>
-      </w:r>
-      <w:proofErr w:type="spellEnd"/>
-      <w:r>
-        <w:rPr>
-          <w:rFonts w:ascii="Arial" w:eastAsia="Arial" w:hAnsi="Arial"/>
-          <w:color w:val="000000"/>
-        </w:rPr>
-        <w:t xml:space="preserve"> </w:t>
-      </w:r>
-      <w:proofErr w:type="spellStart"/>
-      <w:r>
-        <w:rPr>
-          <w:rFonts w:ascii="Arial" w:eastAsia="Arial" w:hAnsi="Arial"/>
-          <w:color w:val="000000"/>
-        </w:rPr>
-        <w:t>μέγεθος</w:t>
-      </w:r>
-      <w:proofErr w:type="spellEnd"/>
-      <w:r>
-        <w:rPr>
-          <w:rFonts w:ascii="Arial" w:eastAsia="Arial" w:hAnsi="Arial"/>
-          <w:color w:val="000000"/>
-        </w:rPr>
-        <w:t xml:space="preserve"> </w:t>
-      </w:r>
-      <w:proofErr w:type="spellStart"/>
-      <w:r>
-        <w:rPr>
-          <w:rFonts w:ascii="Arial" w:eastAsia="Arial" w:hAnsi="Arial"/>
-          <w:color w:val="000000"/>
-        </w:rPr>
-        <w:t>των</w:t>
-      </w:r>
-      <w:proofErr w:type="spellEnd"/>
-      <w:r>
-        <w:rPr>
-          <w:rFonts w:ascii="Arial" w:eastAsia="Arial" w:hAnsi="Arial"/>
-          <w:color w:val="000000"/>
-        </w:rPr>
-        <w:t xml:space="preserve"> α</w:t>
-      </w:r>
-      <w:proofErr w:type="spellStart"/>
-      <w:r>
-        <w:rPr>
-          <w:rFonts w:ascii="Arial" w:eastAsia="Arial" w:hAnsi="Arial"/>
-          <w:color w:val="000000"/>
-        </w:rPr>
-        <w:t>ρχείων</w:t>
-      </w:r>
-      <w:proofErr w:type="spellEnd"/>
-      <w:r>
-        <w:rPr>
-          <w:rFonts w:ascii="Arial" w:eastAsia="Arial" w:hAnsi="Arial"/>
-          <w:color w:val="000000"/>
-        </w:rPr>
-        <w:t xml:space="preserve"> π</w:t>
-      </w:r>
-      <w:proofErr w:type="spellStart"/>
-      <w:r>
-        <w:rPr>
-          <w:rFonts w:ascii="Arial" w:eastAsia="Arial" w:hAnsi="Arial"/>
-          <w:color w:val="000000"/>
-        </w:rPr>
-        <w:t>ου</w:t>
-      </w:r>
-      <w:proofErr w:type="spellEnd"/>
-      <w:r>
-        <w:rPr>
-          <w:rFonts w:ascii="Arial" w:eastAsia="Arial" w:hAnsi="Arial"/>
-          <w:color w:val="000000"/>
-        </w:rPr>
-        <w:t xml:space="preserve"> επ</w:t>
-      </w:r>
-      <w:proofErr w:type="spellStart"/>
-      <w:r>
-        <w:rPr>
-          <w:rFonts w:ascii="Arial" w:eastAsia="Arial" w:hAnsi="Arial"/>
-          <w:color w:val="000000"/>
-        </w:rPr>
-        <w:t>έλεξες</w:t>
-      </w:r>
-      <w:proofErr w:type="spellEnd"/>
-      <w:r>
-        <w:rPr>
-          <w:rFonts w:ascii="Arial" w:eastAsia="Arial" w:hAnsi="Arial"/>
-          <w:color w:val="000000"/>
-        </w:rPr>
-        <w:t>: __________ MB.</w:t>
+        <w:t>.</w:t>
       </w:r>
     </w:p>
     <w:p>
       <w:pPr>
         <w:spacing w:after="50"/>
         <w:ind w:left="115"/>
+        <w:rPr>
+          <w:lang w:val="el-GR"/>
+        </w:rPr>
       </w:pPr>
       <w:r>
         <w:rPr>
           <w:rFonts w:ascii="Arial" w:eastAsia="Arial" w:hAnsi="Arial"/>
           <w:b/>
           <w:color w:val="24446A"/>
+          <w:lang w:val="el-GR"/>
         </w:rPr>
         <w:t xml:space="preserve">2. </w:t>
       </w:r>
-      <w:proofErr w:type="spellStart"/>
       <w:r>
         <w:rPr>
           <w:rFonts w:ascii="Arial" w:eastAsia="Arial" w:hAnsi="Arial"/>
           <w:color w:val="000000"/>
+          <w:lang w:val="el-GR"/>
         </w:rPr>
-        <w:t>Μετονόμ</w:t>
-      </w:r>
-      <w:proofErr w:type="spellEnd"/>
-      <w:r>
-        <w:rPr>
-          <w:rFonts w:ascii="Arial" w:eastAsia="Arial" w:hAnsi="Arial"/>
-          <w:color w:val="000000"/>
-        </w:rPr>
-        <w:t>ασε τα επ</w:t>
-      </w:r>
-      <w:proofErr w:type="spellStart"/>
-      <w:r>
-        <w:rPr>
-          <w:rFonts w:ascii="Arial" w:eastAsia="Arial" w:hAnsi="Arial"/>
-          <w:color w:val="000000"/>
-        </w:rPr>
-        <w:t>ιλεγμέν</w:t>
-      </w:r>
-      <w:proofErr w:type="spellEnd"/>
-      <w:r>
-        <w:rPr>
-          <w:rFonts w:ascii="Arial" w:eastAsia="Arial" w:hAnsi="Arial"/>
-          <w:color w:val="000000"/>
-        </w:rPr>
-        <w:t>α α</w:t>
-      </w:r>
-      <w:proofErr w:type="spellStart"/>
-      <w:r>
-        <w:rPr>
-          <w:rFonts w:ascii="Arial" w:eastAsia="Arial" w:hAnsi="Arial"/>
-          <w:color w:val="000000"/>
-        </w:rPr>
-        <w:t>ρχεί</w:t>
-      </w:r>
-      <w:proofErr w:type="spellEnd"/>
-      <w:r>
-        <w:rPr>
-          <w:rFonts w:ascii="Arial" w:eastAsia="Arial" w:hAnsi="Arial"/>
-          <w:color w:val="000000"/>
-        </w:rPr>
-        <w:t xml:space="preserve">α </w:t>
-      </w:r>
-      <w:proofErr w:type="spellStart"/>
-      <w:r>
-        <w:rPr>
-          <w:rFonts w:ascii="Arial" w:eastAsia="Arial" w:hAnsi="Arial"/>
-          <w:color w:val="000000"/>
-        </w:rPr>
-        <w:t>ώστε</w:t>
-      </w:r>
-      <w:proofErr w:type="spellEnd"/>
-      <w:r>
-        <w:rPr>
-          <w:rFonts w:ascii="Arial" w:eastAsia="Arial" w:hAnsi="Arial"/>
-          <w:color w:val="000000"/>
-        </w:rPr>
-        <w:t xml:space="preserve"> να π</w:t>
-      </w:r>
-      <w:proofErr w:type="spellStart"/>
-      <w:r>
-        <w:rPr>
-          <w:rFonts w:ascii="Arial" w:eastAsia="Arial" w:hAnsi="Arial"/>
-          <w:color w:val="000000"/>
-        </w:rPr>
-        <w:t>εριλ</w:t>
-      </w:r>
-      <w:proofErr w:type="spellEnd"/>
-      <w:r>
-        <w:rPr>
-          <w:rFonts w:ascii="Arial" w:eastAsia="Arial" w:hAnsi="Arial"/>
-          <w:color w:val="000000"/>
-        </w:rPr>
-        <w:t xml:space="preserve">αμβάνουν </w:t>
-      </w:r>
-      <w:proofErr w:type="spellStart"/>
-      <w:r>
-        <w:rPr>
-          <w:rFonts w:ascii="Arial" w:eastAsia="Arial" w:hAnsi="Arial"/>
-          <w:color w:val="000000"/>
-        </w:rPr>
-        <w:t>το</w:t>
-      </w:r>
-      <w:proofErr w:type="spellEnd"/>
-      <w:r>
-        <w:rPr>
-          <w:rFonts w:ascii="Arial" w:eastAsia="Arial" w:hAnsi="Arial"/>
-          <w:color w:val="000000"/>
-        </w:rPr>
-        <w:t xml:space="preserve"> επ</w:t>
-      </w:r>
-      <w:proofErr w:type="spellStart"/>
-      <w:r>
-        <w:rPr>
-          <w:rFonts w:ascii="Arial" w:eastAsia="Arial" w:hAnsi="Arial"/>
-          <w:color w:val="000000"/>
-        </w:rPr>
-        <w:t>ώνυμό</w:t>
-      </w:r>
-      <w:proofErr w:type="spellEnd"/>
-      <w:r>
-        <w:rPr>
-          <w:rFonts w:ascii="Arial" w:eastAsia="Arial" w:hAnsi="Arial"/>
-          <w:color w:val="000000"/>
-        </w:rPr>
-        <w:t xml:space="preserve"> </w:t>
-      </w:r>
-      <w:proofErr w:type="spellStart"/>
-      <w:r>
-        <w:rPr>
-          <w:rFonts w:ascii="Arial" w:eastAsia="Arial" w:hAnsi="Arial"/>
-          <w:color w:val="000000"/>
-        </w:rPr>
-        <w:t>σου</w:t>
-      </w:r>
-      <w:proofErr w:type="spellEnd"/>
-      <w:r>
-        <w:rPr>
-          <w:rFonts w:ascii="Arial" w:eastAsia="Arial" w:hAnsi="Arial"/>
-          <w:color w:val="000000"/>
-        </w:rPr>
-        <w:t xml:space="preserve"> και σα</w:t>
-      </w:r>
-      <w:proofErr w:type="spellStart"/>
-      <w:r>
-        <w:rPr>
-          <w:rFonts w:ascii="Arial" w:eastAsia="Arial" w:hAnsi="Arial"/>
-          <w:color w:val="000000"/>
-        </w:rPr>
-        <w:t>φή</w:t>
-      </w:r>
-      <w:proofErr w:type="spellEnd"/>
-      <w:r>
-        <w:rPr>
-          <w:rFonts w:ascii="Arial" w:eastAsia="Arial" w:hAnsi="Arial"/>
-          <w:color w:val="000000"/>
-        </w:rPr>
-        <w:t xml:space="preserve"> π</w:t>
-      </w:r>
-      <w:proofErr w:type="spellStart"/>
-      <w:r>
-        <w:rPr>
-          <w:rFonts w:ascii="Arial" w:eastAsia="Arial" w:hAnsi="Arial"/>
-          <w:color w:val="000000"/>
-        </w:rPr>
-        <w:t>εριγρ</w:t>
-      </w:r>
-      <w:proofErr w:type="spellEnd"/>
-      <w:r>
-        <w:rPr>
-          <w:rFonts w:ascii="Arial" w:eastAsia="Arial" w:hAnsi="Arial"/>
-          <w:color w:val="000000"/>
-        </w:rPr>
-        <w:t>αφή.</w:t>
+        <w:t>Μετονόμασε τα επιλεγμένα αρχεία ώστε να περιλαμβάνουν το επώνυμό σου και σαφή περιγραφή.</w:t>
       </w:r>
     </w:p>
     <w:p>
       <w:pPr>
         <w:spacing w:after="50"/>
         <w:ind w:left="115"/>
+        <w:rPr>
+          <w:lang w:val="el-GR"/>
+        </w:rPr>
       </w:pPr>
       <w:r>
         <w:rPr>
           <w:rFonts w:ascii="Arial" w:eastAsia="Arial" w:hAnsi="Arial"/>
           <w:b/>
           <w:color w:val="24446A"/>
+          <w:lang w:val="el-GR"/>
         </w:rPr>
         <w:t xml:space="preserve">3. </w:t>
       </w:r>
-      <w:proofErr w:type="spellStart"/>
       <w:r>
         <w:rPr>
           <w:rFonts w:ascii="Arial" w:eastAsia="Arial" w:hAnsi="Arial"/>
           <w:color w:val="000000"/>
+          <w:lang w:val="el-GR"/>
         </w:rPr>
-        <w:t>Δημιούργησε</w:t>
-      </w:r>
-      <w:proofErr w:type="spellEnd"/>
-      <w:r>
-        <w:rPr>
-          <w:rFonts w:ascii="Arial" w:eastAsia="Arial" w:hAnsi="Arial"/>
-          <w:color w:val="000000"/>
-        </w:rPr>
-        <w:t xml:space="preserve"> </w:t>
-      </w:r>
-      <w:proofErr w:type="spellStart"/>
-      <w:r>
-        <w:rPr>
-          <w:rFonts w:ascii="Arial" w:eastAsia="Arial" w:hAnsi="Arial"/>
-          <w:color w:val="000000"/>
-        </w:rPr>
-        <w:t>μήνυμ</w:t>
-      </w:r>
-      <w:proofErr w:type="spellEnd"/>
-      <w:r>
-        <w:rPr>
-          <w:rFonts w:ascii="Arial" w:eastAsia="Arial" w:hAnsi="Arial"/>
-          <w:color w:val="000000"/>
-        </w:rPr>
-        <w:t>α π</w:t>
-      </w:r>
-      <w:proofErr w:type="spellStart"/>
-      <w:r>
-        <w:rPr>
-          <w:rFonts w:ascii="Arial" w:eastAsia="Arial" w:hAnsi="Arial"/>
-          <w:color w:val="000000"/>
-        </w:rPr>
-        <w:t>ρος</w:t>
-      </w:r>
-      <w:proofErr w:type="spellEnd"/>
-      <w:r>
-        <w:rPr>
-          <w:rFonts w:ascii="Arial" w:eastAsia="Arial" w:hAnsi="Arial"/>
-          <w:color w:val="000000"/>
-        </w:rPr>
-        <w:t xml:space="preserve"> </w:t>
-      </w:r>
-      <w:proofErr w:type="spellStart"/>
-      <w:r>
-        <w:rPr>
-          <w:rFonts w:ascii="Arial" w:eastAsia="Arial" w:hAnsi="Arial"/>
-          <w:color w:val="000000"/>
-        </w:rPr>
-        <w:t>τον</w:t>
-      </w:r>
-      <w:proofErr w:type="spellEnd"/>
-      <w:r>
-        <w:rPr>
-          <w:rFonts w:ascii="Arial" w:eastAsia="Arial" w:hAnsi="Arial"/>
-          <w:color w:val="000000"/>
-        </w:rPr>
-        <w:t xml:space="preserve"> κα</w:t>
-      </w:r>
-      <w:proofErr w:type="spellStart"/>
-      <w:r>
-        <w:rPr>
-          <w:rFonts w:ascii="Arial" w:eastAsia="Arial" w:hAnsi="Arial"/>
-          <w:color w:val="000000"/>
-        </w:rPr>
-        <w:t>θηγητή</w:t>
-      </w:r>
-      <w:proofErr w:type="spellEnd"/>
-      <w:r>
-        <w:rPr>
-          <w:rFonts w:ascii="Arial" w:eastAsia="Arial" w:hAnsi="Arial"/>
-          <w:color w:val="000000"/>
-        </w:rPr>
-        <w:t xml:space="preserve"> </w:t>
-      </w:r>
-      <w:proofErr w:type="spellStart"/>
-      <w:r>
-        <w:rPr>
-          <w:rFonts w:ascii="Arial" w:eastAsia="Arial" w:hAnsi="Arial"/>
-          <w:color w:val="000000"/>
-        </w:rPr>
-        <w:t>με</w:t>
-      </w:r>
-      <w:proofErr w:type="spellEnd"/>
-      <w:r>
-        <w:rPr>
-          <w:rFonts w:ascii="Arial" w:eastAsia="Arial" w:hAnsi="Arial"/>
-          <w:color w:val="000000"/>
-        </w:rPr>
-        <w:t xml:space="preserve"> </w:t>
-      </w:r>
-      <w:proofErr w:type="spellStart"/>
-      <w:r>
-        <w:rPr>
-          <w:rFonts w:ascii="Arial" w:eastAsia="Arial" w:hAnsi="Arial"/>
-          <w:color w:val="000000"/>
-        </w:rPr>
-        <w:t>θέμ</w:t>
-      </w:r>
-      <w:proofErr w:type="spellEnd"/>
-      <w:r>
-        <w:rPr>
-          <w:rFonts w:ascii="Arial" w:eastAsia="Arial" w:hAnsi="Arial"/>
-          <w:color w:val="000000"/>
-        </w:rPr>
-        <w:t xml:space="preserve">α ΤΕΛΙΚΗ ΕΡΓΑΣΙΑ και </w:t>
-      </w:r>
-      <w:proofErr w:type="spellStart"/>
-      <w:r>
-        <w:rPr>
-          <w:rFonts w:ascii="Arial" w:eastAsia="Arial" w:hAnsi="Arial"/>
-          <w:color w:val="000000"/>
-        </w:rPr>
-        <w:t>εξήγησε</w:t>
-      </w:r>
-      <w:proofErr w:type="spellEnd"/>
-      <w:r>
-        <w:rPr>
-          <w:rFonts w:ascii="Arial" w:eastAsia="Arial" w:hAnsi="Arial"/>
-          <w:color w:val="000000"/>
-        </w:rPr>
-        <w:t xml:space="preserve"> </w:t>
-      </w:r>
-      <w:proofErr w:type="spellStart"/>
-      <w:r>
-        <w:rPr>
-          <w:rFonts w:ascii="Arial" w:eastAsia="Arial" w:hAnsi="Arial"/>
-          <w:color w:val="000000"/>
-        </w:rPr>
-        <w:t>στο</w:t>
-      </w:r>
-      <w:proofErr w:type="spellEnd"/>
-      <w:r>
-        <w:rPr>
-          <w:rFonts w:ascii="Arial" w:eastAsia="Arial" w:hAnsi="Arial"/>
-          <w:color w:val="000000"/>
-        </w:rPr>
-        <w:t xml:space="preserve"> </w:t>
-      </w:r>
-      <w:proofErr w:type="spellStart"/>
-      <w:r>
-        <w:rPr>
-          <w:rFonts w:ascii="Arial" w:eastAsia="Arial" w:hAnsi="Arial"/>
-          <w:color w:val="000000"/>
-        </w:rPr>
-        <w:t>κείμενο</w:t>
-      </w:r>
-      <w:proofErr w:type="spellEnd"/>
-      <w:r>
-        <w:rPr>
-          <w:rFonts w:ascii="Arial" w:eastAsia="Arial" w:hAnsi="Arial"/>
-          <w:color w:val="000000"/>
-        </w:rPr>
-        <w:t xml:space="preserve"> π</w:t>
-      </w:r>
-      <w:proofErr w:type="spellStart"/>
-      <w:r>
-        <w:rPr>
-          <w:rFonts w:ascii="Arial" w:eastAsia="Arial" w:hAnsi="Arial"/>
-          <w:color w:val="000000"/>
-        </w:rPr>
-        <w:t>οι</w:t>
-      </w:r>
-      <w:proofErr w:type="spellEnd"/>
-      <w:r>
-        <w:rPr>
-          <w:rFonts w:ascii="Arial" w:eastAsia="Arial" w:hAnsi="Arial"/>
-          <w:color w:val="000000"/>
-        </w:rPr>
-        <w:t>α α</w:t>
-      </w:r>
-      <w:proofErr w:type="spellStart"/>
-      <w:r>
-        <w:rPr>
-          <w:rFonts w:ascii="Arial" w:eastAsia="Arial" w:hAnsi="Arial"/>
-          <w:color w:val="000000"/>
-        </w:rPr>
-        <w:t>ρχεί</w:t>
-      </w:r>
-      <w:proofErr w:type="spellEnd"/>
-      <w:r>
-        <w:rPr>
-          <w:rFonts w:ascii="Arial" w:eastAsia="Arial" w:hAnsi="Arial"/>
-          <w:color w:val="000000"/>
-        </w:rPr>
-        <w:t>α επ</w:t>
-      </w:r>
-      <w:proofErr w:type="spellStart"/>
-      <w:r>
-        <w:rPr>
-          <w:rFonts w:ascii="Arial" w:eastAsia="Arial" w:hAnsi="Arial"/>
-          <w:color w:val="000000"/>
-        </w:rPr>
-        <w:t>ισυνά</w:t>
-      </w:r>
-      <w:proofErr w:type="spellEnd"/>
-      <w:r>
-        <w:rPr>
-          <w:rFonts w:ascii="Arial" w:eastAsia="Arial" w:hAnsi="Arial"/>
-          <w:color w:val="000000"/>
-        </w:rPr>
-        <w:t>πτεις.</w:t>
+        <w:t>Δημιούργησε μήνυμα προς τον καθηγητή με θέμα ΤΕΛΙΚΗ ΕΡΓΑΣΙΑ και εξήγησε στο κείμενο ποια αρχεία επισυνάπτεις.</w:t>
       </w:r>
     </w:p>
     <w:p>
       <w:pPr>
         <w:spacing w:after="50"/>
         <w:ind w:left="115"/>
+        <w:rPr>
+          <w:lang w:val="el-GR"/>
+        </w:rPr>
       </w:pPr>
       <w:r>
         <w:rPr>
           <w:rFonts w:ascii="Arial" w:eastAsia="Arial" w:hAnsi="Arial"/>
           <w:b/>
           <w:color w:val="24446A"/>
+          <w:lang w:val="el-GR"/>
         </w:rPr>
         <w:t xml:space="preserve">4. </w:t>
       </w:r>
@@ -3701,471 +2261,130 @@
         <w:rPr>
           <w:rFonts w:ascii="Arial" w:eastAsia="Arial" w:hAnsi="Arial"/>
           <w:color w:val="000000"/>
+          <w:lang w:val="el-GR"/>
         </w:rPr>
-        <w:t>Επ</w:t>
+        <w:t xml:space="preserve">Επισύναψε τα αρχεία, έλεγξε ονόματα, τύπους και συνολικό μέγεθος και μετά πάτησε </w:t>
       </w:r>
-      <w:proofErr w:type="spellStart"/>
       <w:r>
         <w:rPr>
           <w:rFonts w:ascii="Arial" w:eastAsia="Arial" w:hAnsi="Arial"/>
           <w:color w:val="000000"/>
         </w:rPr>
-        <w:t>ισύν</w:t>
+        <w:t>Send</w:t>
       </w:r>
-      <w:proofErr w:type="spellEnd"/>
       <w:r>
         <w:rPr>
           <w:rFonts w:ascii="Arial" w:eastAsia="Arial" w:hAnsi="Arial"/>
           <w:color w:val="000000"/>
+          <w:lang w:val="el-GR"/>
         </w:rPr>
-        <w:t>αψε τα α</w:t>
-      </w:r>
-      <w:proofErr w:type="spellStart"/>
-      <w:r>
-        <w:rPr>
-          <w:rFonts w:ascii="Arial" w:eastAsia="Arial" w:hAnsi="Arial"/>
-          <w:color w:val="000000"/>
-        </w:rPr>
-        <w:t>ρχεί</w:t>
-      </w:r>
-      <w:proofErr w:type="spellEnd"/>
-      <w:r>
-        <w:rPr>
-          <w:rFonts w:ascii="Arial" w:eastAsia="Arial" w:hAnsi="Arial"/>
-          <w:color w:val="000000"/>
-        </w:rPr>
-        <w:t xml:space="preserve">α, </w:t>
-      </w:r>
-      <w:proofErr w:type="spellStart"/>
-      <w:r>
-        <w:rPr>
-          <w:rFonts w:ascii="Arial" w:eastAsia="Arial" w:hAnsi="Arial"/>
-          <w:color w:val="000000"/>
-        </w:rPr>
-        <w:t>έλεγξε</w:t>
-      </w:r>
-      <w:proofErr w:type="spellEnd"/>
-      <w:r>
-        <w:rPr>
-          <w:rFonts w:ascii="Arial" w:eastAsia="Arial" w:hAnsi="Arial"/>
-          <w:color w:val="000000"/>
-        </w:rPr>
-        <w:t xml:space="preserve"> </w:t>
-      </w:r>
-      <w:proofErr w:type="spellStart"/>
-      <w:r>
-        <w:rPr>
-          <w:rFonts w:ascii="Arial" w:eastAsia="Arial" w:hAnsi="Arial"/>
-          <w:color w:val="000000"/>
-        </w:rPr>
-        <w:t>ονόμ</w:t>
-      </w:r>
-      <w:proofErr w:type="spellEnd"/>
-      <w:r>
-        <w:rPr>
-          <w:rFonts w:ascii="Arial" w:eastAsia="Arial" w:hAnsi="Arial"/>
-          <w:color w:val="000000"/>
-        </w:rPr>
-        <w:t xml:space="preserve">ατα, </w:t>
-      </w:r>
-      <w:proofErr w:type="spellStart"/>
-      <w:r>
-        <w:rPr>
-          <w:rFonts w:ascii="Arial" w:eastAsia="Arial" w:hAnsi="Arial"/>
-          <w:color w:val="000000"/>
-        </w:rPr>
-        <w:t>τύ</w:t>
-      </w:r>
-      <w:proofErr w:type="spellEnd"/>
-      <w:r>
-        <w:rPr>
-          <w:rFonts w:ascii="Arial" w:eastAsia="Arial" w:hAnsi="Arial"/>
-          <w:color w:val="000000"/>
-        </w:rPr>
-        <w:t xml:space="preserve">πους και </w:t>
-      </w:r>
-      <w:proofErr w:type="spellStart"/>
-      <w:r>
-        <w:rPr>
-          <w:rFonts w:ascii="Arial" w:eastAsia="Arial" w:hAnsi="Arial"/>
-          <w:color w:val="000000"/>
-        </w:rPr>
-        <w:t>συνολικό</w:t>
-      </w:r>
-      <w:proofErr w:type="spellEnd"/>
-      <w:r>
-        <w:rPr>
-          <w:rFonts w:ascii="Arial" w:eastAsia="Arial" w:hAnsi="Arial"/>
-          <w:color w:val="000000"/>
-        </w:rPr>
-        <w:t xml:space="preserve"> </w:t>
-      </w:r>
-      <w:proofErr w:type="spellStart"/>
-      <w:r>
-        <w:rPr>
-          <w:rFonts w:ascii="Arial" w:eastAsia="Arial" w:hAnsi="Arial"/>
-          <w:color w:val="000000"/>
-        </w:rPr>
-        <w:t>μέγεθος</w:t>
-      </w:r>
-      <w:proofErr w:type="spellEnd"/>
-      <w:r>
-        <w:rPr>
-          <w:rFonts w:ascii="Arial" w:eastAsia="Arial" w:hAnsi="Arial"/>
-          <w:color w:val="000000"/>
-        </w:rPr>
-        <w:t xml:space="preserve"> και </w:t>
-      </w:r>
-      <w:proofErr w:type="spellStart"/>
-      <w:r>
-        <w:rPr>
-          <w:rFonts w:ascii="Arial" w:eastAsia="Arial" w:hAnsi="Arial"/>
-          <w:color w:val="000000"/>
-        </w:rPr>
-        <w:t>μετά</w:t>
-      </w:r>
-      <w:proofErr w:type="spellEnd"/>
-      <w:r>
-        <w:rPr>
-          <w:rFonts w:ascii="Arial" w:eastAsia="Arial" w:hAnsi="Arial"/>
-          <w:color w:val="000000"/>
-        </w:rPr>
-        <w:t xml:space="preserve"> π</w:t>
-      </w:r>
-      <w:proofErr w:type="spellStart"/>
-      <w:r>
-        <w:rPr>
-          <w:rFonts w:ascii="Arial" w:eastAsia="Arial" w:hAnsi="Arial"/>
-          <w:color w:val="000000"/>
-        </w:rPr>
-        <w:t>άτησε</w:t>
-      </w:r>
-      <w:proofErr w:type="spellEnd"/>
-      <w:r>
-        <w:rPr>
-          <w:rFonts w:ascii="Arial" w:eastAsia="Arial" w:hAnsi="Arial"/>
-          <w:color w:val="000000"/>
-        </w:rPr>
-        <w:t xml:space="preserve"> Send.</w:t>
+        <w:t>.</w:t>
       </w:r>
     </w:p>
     <w:p>
       <w:pPr>
         <w:spacing w:after="50"/>
         <w:ind w:left="115"/>
+        <w:rPr>
+          <w:lang w:val="el-GR"/>
+        </w:rPr>
       </w:pPr>
       <w:r>
         <w:rPr>
           <w:rFonts w:ascii="Arial" w:eastAsia="Arial" w:hAnsi="Arial"/>
           <w:b/>
           <w:color w:val="24446A"/>
+          <w:lang w:val="el-GR"/>
         </w:rPr>
         <w:t xml:space="preserve">5. </w:t>
       </w:r>
-      <w:proofErr w:type="spellStart"/>
+      <w:r>
+        <w:rPr>
+          <w:rFonts w:ascii="Arial" w:eastAsia="Arial" w:hAnsi="Arial"/>
+          <w:color w:val="000000"/>
+          <w:lang w:val="el-GR"/>
+        </w:rPr>
+        <w:t xml:space="preserve">Άνοιξε το μήνυμα από τον φάκελο </w:t>
+      </w:r>
       <w:r>
         <w:rPr>
           <w:rFonts w:ascii="Arial" w:eastAsia="Arial" w:hAnsi="Arial"/>
           <w:color w:val="000000"/>
         </w:rPr>
-        <w:t>Άνοιξε</w:t>
+        <w:t>Sent</w:t>
       </w:r>
-      <w:proofErr w:type="spellEnd"/>
       <w:r>
         <w:rPr>
           <w:rFonts w:ascii="Arial" w:eastAsia="Arial" w:hAnsi="Arial"/>
           <w:color w:val="000000"/>
+          <w:lang w:val="el-GR"/>
         </w:rPr>
-        <w:t xml:space="preserve"> </w:t>
-      </w:r>
-      <w:proofErr w:type="spellStart"/>
-      <w:r>
-        <w:rPr>
-          <w:rFonts w:ascii="Arial" w:eastAsia="Arial" w:hAnsi="Arial"/>
-          <w:color w:val="000000"/>
-        </w:rPr>
-        <w:t>το</w:t>
-      </w:r>
-      <w:proofErr w:type="spellEnd"/>
-      <w:r>
-        <w:rPr>
-          <w:rFonts w:ascii="Arial" w:eastAsia="Arial" w:hAnsi="Arial"/>
-          <w:color w:val="000000"/>
-        </w:rPr>
-        <w:t xml:space="preserve"> </w:t>
-      </w:r>
-      <w:proofErr w:type="spellStart"/>
-      <w:r>
-        <w:rPr>
-          <w:rFonts w:ascii="Arial" w:eastAsia="Arial" w:hAnsi="Arial"/>
-          <w:color w:val="000000"/>
-        </w:rPr>
-        <w:t>μήνυμ</w:t>
-      </w:r>
-      <w:proofErr w:type="spellEnd"/>
-      <w:r>
-        <w:rPr>
-          <w:rFonts w:ascii="Arial" w:eastAsia="Arial" w:hAnsi="Arial"/>
-          <w:color w:val="000000"/>
-        </w:rPr>
-        <w:t xml:space="preserve">α από </w:t>
-      </w:r>
-      <w:proofErr w:type="spellStart"/>
-      <w:r>
-        <w:rPr>
-          <w:rFonts w:ascii="Arial" w:eastAsia="Arial" w:hAnsi="Arial"/>
-          <w:color w:val="000000"/>
-        </w:rPr>
-        <w:t>τον</w:t>
-      </w:r>
-      <w:proofErr w:type="spellEnd"/>
-      <w:r>
-        <w:rPr>
-          <w:rFonts w:ascii="Arial" w:eastAsia="Arial" w:hAnsi="Arial"/>
-          <w:color w:val="000000"/>
-        </w:rPr>
-        <w:t xml:space="preserve"> </w:t>
-      </w:r>
-      <w:proofErr w:type="spellStart"/>
-      <w:r>
-        <w:rPr>
-          <w:rFonts w:ascii="Arial" w:eastAsia="Arial" w:hAnsi="Arial"/>
-          <w:color w:val="000000"/>
-        </w:rPr>
-        <w:t>φάκελο</w:t>
-      </w:r>
-      <w:proofErr w:type="spellEnd"/>
-      <w:r>
-        <w:rPr>
-          <w:rFonts w:ascii="Arial" w:eastAsia="Arial" w:hAnsi="Arial"/>
-          <w:color w:val="000000"/>
-        </w:rPr>
-        <w:t xml:space="preserve"> Sent και επιβεβα</w:t>
-      </w:r>
-      <w:proofErr w:type="spellStart"/>
-      <w:r>
-        <w:rPr>
-          <w:rFonts w:ascii="Arial" w:eastAsia="Arial" w:hAnsi="Arial"/>
-          <w:color w:val="000000"/>
-        </w:rPr>
-        <w:t>ίωσε</w:t>
-      </w:r>
-      <w:proofErr w:type="spellEnd"/>
-      <w:r>
-        <w:rPr>
-          <w:rFonts w:ascii="Arial" w:eastAsia="Arial" w:hAnsi="Arial"/>
-          <w:color w:val="000000"/>
-        </w:rPr>
-        <w:t xml:space="preserve"> </w:t>
-      </w:r>
-      <w:proofErr w:type="spellStart"/>
-      <w:r>
-        <w:rPr>
-          <w:rFonts w:ascii="Arial" w:eastAsia="Arial" w:hAnsi="Arial"/>
-          <w:color w:val="000000"/>
-        </w:rPr>
-        <w:t>ότι</w:t>
-      </w:r>
-      <w:proofErr w:type="spellEnd"/>
-      <w:r>
-        <w:rPr>
-          <w:rFonts w:ascii="Arial" w:eastAsia="Arial" w:hAnsi="Arial"/>
-          <w:color w:val="000000"/>
-        </w:rPr>
-        <w:t xml:space="preserve"> τα </w:t>
-      </w:r>
-      <w:proofErr w:type="spellStart"/>
-      <w:r>
-        <w:rPr>
-          <w:rFonts w:ascii="Arial" w:eastAsia="Arial" w:hAnsi="Arial"/>
-          <w:color w:val="000000"/>
-        </w:rPr>
-        <w:t>σωστά</w:t>
-      </w:r>
-      <w:proofErr w:type="spellEnd"/>
-      <w:r>
-        <w:rPr>
-          <w:rFonts w:ascii="Arial" w:eastAsia="Arial" w:hAnsi="Arial"/>
-          <w:color w:val="000000"/>
-        </w:rPr>
-        <w:t xml:space="preserve"> α</w:t>
-      </w:r>
-      <w:proofErr w:type="spellStart"/>
-      <w:r>
-        <w:rPr>
-          <w:rFonts w:ascii="Arial" w:eastAsia="Arial" w:hAnsi="Arial"/>
-          <w:color w:val="000000"/>
-        </w:rPr>
-        <w:t>ρχεί</w:t>
-      </w:r>
-      <w:proofErr w:type="spellEnd"/>
-      <w:r>
-        <w:rPr>
-          <w:rFonts w:ascii="Arial" w:eastAsia="Arial" w:hAnsi="Arial"/>
-          <w:color w:val="000000"/>
-        </w:rPr>
-        <w:t>α α</w:t>
-      </w:r>
-      <w:proofErr w:type="spellStart"/>
-      <w:r>
-        <w:rPr>
-          <w:rFonts w:ascii="Arial" w:eastAsia="Arial" w:hAnsi="Arial"/>
-          <w:color w:val="000000"/>
-        </w:rPr>
-        <w:t>νοίγουν</w:t>
-      </w:r>
-      <w:proofErr w:type="spellEnd"/>
-      <w:r>
-        <w:rPr>
-          <w:rFonts w:ascii="Arial" w:eastAsia="Arial" w:hAnsi="Arial"/>
-          <w:color w:val="000000"/>
-        </w:rPr>
-        <w:t>.</w:t>
+        <w:t xml:space="preserve"> και επιβεβαίωσε ότι τα σωστά αρχεία ανοίγουν.</w:t>
       </w:r>
     </w:p>
     <w:p>
       <w:pPr>
         <w:spacing w:before="100" w:after="60"/>
+        <w:rPr>
+          <w:lang w:val="el-GR"/>
+        </w:rPr>
       </w:pPr>
-      <w:proofErr w:type="spellStart"/>
       <w:r>
         <w:rPr>
           <w:rFonts w:ascii="Arial" w:eastAsia="Arial" w:hAnsi="Arial"/>
           <w:b/>
           <w:color w:val="000000"/>
           <w:sz w:val="26"/>
+          <w:lang w:val="el-GR"/>
         </w:rPr>
-        <w:t>Ερωτήσεις</w:t>
+        <w:t>Ερωτήσεις κρίσης</w:t>
       </w:r>
-      <w:proofErr w:type="spellEnd"/>
-      <w:r>
-        <w:rPr>
-          <w:rFonts w:ascii="Arial" w:eastAsia="Arial" w:hAnsi="Arial"/>
-          <w:b/>
-          <w:color w:val="000000"/>
-          <w:sz w:val="26"/>
-        </w:rPr>
-        <w:t xml:space="preserve"> </w:t>
-      </w:r>
-      <w:proofErr w:type="spellStart"/>
-      <w:r>
-        <w:rPr>
-          <w:rFonts w:ascii="Arial" w:eastAsia="Arial" w:hAnsi="Arial"/>
-          <w:b/>
-          <w:color w:val="000000"/>
-          <w:sz w:val="26"/>
-        </w:rPr>
-        <w:t>κρίσης</w:t>
-      </w:r>
-      <w:proofErr w:type="spellEnd"/>
     </w:p>
     <w:p>
       <w:pPr>
         <w:spacing w:after="60"/>
         <w:ind w:left="173"/>
+        <w:rPr>
+          <w:lang w:val="el-GR"/>
+        </w:rPr>
       </w:pPr>
       <w:r>
         <w:rPr>
           <w:rFonts w:ascii="Arial" w:eastAsia="Arial" w:hAnsi="Arial"/>
           <w:color w:val="000000"/>
+          <w:lang w:val="el-GR"/>
         </w:rPr>
-        <w:t xml:space="preserve">• </w:t>
+        <w:t xml:space="preserve">• Γιατί δεν πρέπει να επισυναφθεί το αρχείο </w:t>
       </w:r>
-      <w:proofErr w:type="spellStart"/>
       <w:r>
         <w:rPr>
           <w:rFonts w:ascii="Arial" w:eastAsia="Arial" w:hAnsi="Arial"/>
           <w:color w:val="000000"/>
         </w:rPr>
-        <w:t>Γι</w:t>
+        <w:t>setup</w:t>
       </w:r>
-      <w:proofErr w:type="spellEnd"/>
+      <w:r>
+        <w:rPr>
+          <w:rFonts w:ascii="Arial" w:eastAsia="Arial" w:hAnsi="Arial"/>
+          <w:color w:val="000000"/>
+          <w:lang w:val="el-GR"/>
+        </w:rPr>
+        <w:t>.</w:t>
+      </w:r>
       <w:r>
         <w:rPr>
           <w:rFonts w:ascii="Arial" w:eastAsia="Arial" w:hAnsi="Arial"/>
           <w:color w:val="000000"/>
         </w:rPr>
-        <w:t xml:space="preserve">ατί </w:t>
+        <w:t>exe</w:t>
       </w:r>
-      <w:proofErr w:type="spellStart"/>
       <w:r>
         <w:rPr>
           <w:rFonts w:ascii="Arial" w:eastAsia="Arial" w:hAnsi="Arial"/>
           <w:color w:val="000000"/>
+          <w:lang w:val="el-GR"/>
         </w:rPr>
-        <w:t>δεν</w:t>
-      </w:r>
-      <w:proofErr w:type="spellEnd"/>
-      <w:r>
-        <w:rPr>
-          <w:rFonts w:ascii="Arial" w:eastAsia="Arial" w:hAnsi="Arial"/>
-          <w:color w:val="000000"/>
-        </w:rPr>
-        <w:t xml:space="preserve"> π</w:t>
-      </w:r>
-      <w:proofErr w:type="spellStart"/>
-      <w:r>
-        <w:rPr>
-          <w:rFonts w:ascii="Arial" w:eastAsia="Arial" w:hAnsi="Arial"/>
-          <w:color w:val="000000"/>
-        </w:rPr>
-        <w:t>ρέ</w:t>
-      </w:r>
-      <w:proofErr w:type="spellEnd"/>
-      <w:r>
-        <w:rPr>
-          <w:rFonts w:ascii="Arial" w:eastAsia="Arial" w:hAnsi="Arial"/>
-          <w:color w:val="000000"/>
-        </w:rPr>
-        <w:t>πει να επ</w:t>
-      </w:r>
-      <w:proofErr w:type="spellStart"/>
-      <w:r>
-        <w:rPr>
-          <w:rFonts w:ascii="Arial" w:eastAsia="Arial" w:hAnsi="Arial"/>
-          <w:color w:val="000000"/>
-        </w:rPr>
-        <w:t>ισυν</w:t>
-      </w:r>
-      <w:proofErr w:type="spellEnd"/>
-      <w:r>
-        <w:rPr>
-          <w:rFonts w:ascii="Arial" w:eastAsia="Arial" w:hAnsi="Arial"/>
-          <w:color w:val="000000"/>
-        </w:rPr>
-        <w:t xml:space="preserve">αφθεί </w:t>
-      </w:r>
-      <w:proofErr w:type="spellStart"/>
-      <w:r>
-        <w:rPr>
-          <w:rFonts w:ascii="Arial" w:eastAsia="Arial" w:hAnsi="Arial"/>
-          <w:color w:val="000000"/>
-        </w:rPr>
-        <w:t>το</w:t>
-      </w:r>
-      <w:proofErr w:type="spellEnd"/>
-      <w:r>
-        <w:rPr>
-          <w:rFonts w:ascii="Arial" w:eastAsia="Arial" w:hAnsi="Arial"/>
-          <w:color w:val="000000"/>
-        </w:rPr>
-        <w:t xml:space="preserve"> α</w:t>
-      </w:r>
-      <w:proofErr w:type="spellStart"/>
-      <w:r>
-        <w:rPr>
-          <w:rFonts w:ascii="Arial" w:eastAsia="Arial" w:hAnsi="Arial"/>
-          <w:color w:val="000000"/>
-        </w:rPr>
-        <w:t>ρχείο</w:t>
-      </w:r>
-      <w:proofErr w:type="spellEnd"/>
-      <w:r>
-        <w:rPr>
-          <w:rFonts w:ascii="Arial" w:eastAsia="Arial" w:hAnsi="Arial"/>
-          <w:color w:val="000000"/>
-        </w:rPr>
-        <w:t xml:space="preserve"> setup.exe; ______________________________________</w:t>
+        <w:t>; ______________________________________</w:t>
       </w:r>
     </w:p>
     <w:p>
@@ -4177,125 +2396,39 @@
         <w:rPr>
           <w:rFonts w:ascii="Arial" w:eastAsia="Arial" w:hAnsi="Arial"/>
           <w:color w:val="000000"/>
+          <w:lang w:val="el-GR"/>
         </w:rPr>
-        <w:t xml:space="preserve">• </w:t>
+        <w:t xml:space="preserve">• Αν τα απαραίτητα αρχεία ξεπερνούσαν τα 5 </w:t>
       </w:r>
-      <w:proofErr w:type="spellStart"/>
       <w:r>
         <w:rPr>
           <w:rFonts w:ascii="Arial" w:eastAsia="Arial" w:hAnsi="Arial"/>
           <w:color w:val="000000"/>
         </w:rPr>
-        <w:t>Αν</w:t>
+        <w:t>MB</w:t>
       </w:r>
-      <w:proofErr w:type="spellEnd"/>
+      <w:r>
+        <w:rPr>
+          <w:rFonts w:ascii="Arial" w:eastAsia="Arial" w:hAnsi="Arial"/>
+          <w:color w:val="000000"/>
+          <w:lang w:val="el-GR"/>
+        </w:rPr>
+        <w:t xml:space="preserve">, ποια λύση θα επέλεγες; </w:t>
+      </w:r>
       <w:r>
         <w:rPr>
           <w:rFonts w:ascii="Arial" w:eastAsia="Arial" w:hAnsi="Arial"/>
           <w:color w:val="000000"/>
         </w:rPr>
-        <w:t xml:space="preserve"> τα απαρα</w:t>
-      </w:r>
-      <w:proofErr w:type="spellStart"/>
-      <w:r>
-        <w:rPr>
-          <w:rFonts w:ascii="Arial" w:eastAsia="Arial" w:hAnsi="Arial"/>
-          <w:color w:val="000000"/>
-        </w:rPr>
-        <w:t>ίτητ</w:t>
-      </w:r>
-      <w:proofErr w:type="spellEnd"/>
-      <w:r>
-        <w:rPr>
-          <w:rFonts w:ascii="Arial" w:eastAsia="Arial" w:hAnsi="Arial"/>
-          <w:color w:val="000000"/>
-        </w:rPr>
-        <w:t>α α</w:t>
-      </w:r>
-      <w:proofErr w:type="spellStart"/>
-      <w:r>
-        <w:rPr>
-          <w:rFonts w:ascii="Arial" w:eastAsia="Arial" w:hAnsi="Arial"/>
-          <w:color w:val="000000"/>
-        </w:rPr>
-        <w:t>ρχεί</w:t>
-      </w:r>
-      <w:proofErr w:type="spellEnd"/>
-      <w:r>
-        <w:rPr>
-          <w:rFonts w:ascii="Arial" w:eastAsia="Arial" w:hAnsi="Arial"/>
-          <w:color w:val="000000"/>
-        </w:rPr>
-        <w:t xml:space="preserve">α </w:t>
-      </w:r>
-      <w:proofErr w:type="spellStart"/>
-      <w:r>
-        <w:rPr>
-          <w:rFonts w:ascii="Arial" w:eastAsia="Arial" w:hAnsi="Arial"/>
-          <w:color w:val="000000"/>
-        </w:rPr>
-        <w:t>ξε</w:t>
-      </w:r>
-      <w:proofErr w:type="spellEnd"/>
-      <w:r>
-        <w:rPr>
-          <w:rFonts w:ascii="Arial" w:eastAsia="Arial" w:hAnsi="Arial"/>
-          <w:color w:val="000000"/>
-        </w:rPr>
-        <w:t>περνούσαν τα 5 MB, π</w:t>
-      </w:r>
-      <w:proofErr w:type="spellStart"/>
-      <w:r>
-        <w:rPr>
-          <w:rFonts w:ascii="Arial" w:eastAsia="Arial" w:hAnsi="Arial"/>
-          <w:color w:val="000000"/>
-        </w:rPr>
-        <w:t>οι</w:t>
-      </w:r>
-      <w:proofErr w:type="spellEnd"/>
-      <w:r>
-        <w:rPr>
-          <w:rFonts w:ascii="Arial" w:eastAsia="Arial" w:hAnsi="Arial"/>
-          <w:color w:val="000000"/>
-        </w:rPr>
-        <w:t xml:space="preserve">α </w:t>
-      </w:r>
-      <w:proofErr w:type="spellStart"/>
-      <w:r>
-        <w:rPr>
-          <w:rFonts w:ascii="Arial" w:eastAsia="Arial" w:hAnsi="Arial"/>
-          <w:color w:val="000000"/>
-        </w:rPr>
-        <w:t>λύση</w:t>
-      </w:r>
-      <w:proofErr w:type="spellEnd"/>
-      <w:r>
-        <w:rPr>
-          <w:rFonts w:ascii="Arial" w:eastAsia="Arial" w:hAnsi="Arial"/>
-          <w:color w:val="000000"/>
-        </w:rPr>
-        <w:t xml:space="preserve"> θα επ</w:t>
-      </w:r>
-      <w:proofErr w:type="spellStart"/>
-      <w:r>
-        <w:rPr>
-          <w:rFonts w:ascii="Arial" w:eastAsia="Arial" w:hAnsi="Arial"/>
-          <w:color w:val="000000"/>
-        </w:rPr>
-        <w:t>έλεγες</w:t>
-      </w:r>
-      <w:proofErr w:type="spellEnd"/>
-      <w:r>
-        <w:rPr>
-          <w:rFonts w:ascii="Arial" w:eastAsia="Arial" w:hAnsi="Arial"/>
-          <w:color w:val="000000"/>
-        </w:rPr>
-        <w:t>; ______________________</w:t>
+        <w:t>______________________</w:t>
       </w:r>
     </w:p>
     <w:p>
       <w:pPr>
         <w:spacing w:before="80"/>
+        <w:rPr>
+          <w:lang w:val="el-GR"/>
+        </w:rPr>
       </w:pPr>
       <w:r>
         <w:rPr>
@@ -4303,8 +2436,9 @@
           <w:b/>
           <w:color w:val="5B6573"/>
           <w:sz w:val="22"/>
+          <w:lang w:val="el-GR"/>
         </w:rPr>
-        <w:t>☐</w:t>
+        <w:t xml:space="preserve">☐ Ολοκληρώθηκε και ελέγχθηκε στον φάκελο </w:t>
       </w:r>
       <w:r>
         <w:rPr>
@@ -4313,87 +2447,7 @@
           <w:color w:val="5B6573"/>
           <w:sz w:val="22"/>
         </w:rPr>
-        <w:t xml:space="preserve"> </w:t>
-      </w:r>
-      <w:proofErr w:type="spellStart"/>
-      <w:r>
-        <w:rPr>
-          <w:rFonts w:ascii="Arial" w:eastAsia="Arial" w:hAnsi="Arial"/>
-          <w:b/>
-          <w:color w:val="5B6573"/>
-          <w:sz w:val="22"/>
-        </w:rPr>
-        <w:t>Ολοκληρώθηκε</w:t>
-      </w:r>
-      <w:proofErr w:type="spellEnd"/>
-      <w:r>
-        <w:rPr>
-          <w:rFonts w:ascii="Arial" w:eastAsia="Arial" w:hAnsi="Arial"/>
-          <w:b/>
-          <w:color w:val="5B6573"/>
-          <w:sz w:val="22"/>
-        </w:rPr>
-        <w:t xml:space="preserve"> και </w:t>
-      </w:r>
-      <w:proofErr w:type="spellStart"/>
-      <w:r>
-        <w:rPr>
-          <w:rFonts w:ascii="Arial" w:eastAsia="Arial" w:hAnsi="Arial"/>
-          <w:b/>
-          <w:color w:val="5B6573"/>
-          <w:sz w:val="22"/>
-        </w:rPr>
-        <w:t>ελέγχθηκε</w:t>
-      </w:r>
-      <w:proofErr w:type="spellEnd"/>
-      <w:r>
-        <w:rPr>
-          <w:rFonts w:ascii="Arial" w:eastAsia="Arial" w:hAnsi="Arial"/>
-          <w:b/>
-          <w:color w:val="5B6573"/>
-          <w:sz w:val="22"/>
-        </w:rPr>
-        <w:t xml:space="preserve"> </w:t>
-      </w:r>
-      <w:proofErr w:type="spellStart"/>
-      <w:r>
-        <w:rPr>
-          <w:rFonts w:ascii="Arial" w:eastAsia="Arial" w:hAnsi="Arial"/>
-          <w:b/>
-          <w:color w:val="5B6573"/>
-          <w:sz w:val="22"/>
-        </w:rPr>
-        <w:t>στον</w:t>
-      </w:r>
-      <w:proofErr w:type="spellEnd"/>
-      <w:r>
-        <w:rPr>
-          <w:rFonts w:ascii="Arial" w:eastAsia="Arial" w:hAnsi="Arial"/>
-          <w:b/>
-          <w:color w:val="5B6573"/>
-          <w:sz w:val="22"/>
-        </w:rPr>
-        <w:t xml:space="preserve"> </w:t>
-      </w:r>
-      <w:proofErr w:type="spellStart"/>
-      <w:r>
-        <w:rPr>
-          <w:rFonts w:ascii="Arial" w:eastAsia="Arial" w:hAnsi="Arial"/>
-          <w:b/>
-          <w:color w:val="5B6573"/>
-          <w:sz w:val="22"/>
-        </w:rPr>
-        <w:t>φάκελο</w:t>
-      </w:r>
-      <w:proofErr w:type="spellEnd"/>
-      <w:r>
-        <w:rPr>
-          <w:rFonts w:ascii="Arial" w:eastAsia="Arial" w:hAnsi="Arial"/>
-          <w:b/>
-          <w:color w:val="5B6573"/>
-          <w:sz w:val="22"/>
-        </w:rPr>
-        <w:t xml:space="preserve"> Sent</w:t>
+        <w:t>Sent</w:t>
       </w:r>
     </w:p>
     <w:sectPr>

--- a/schools-presentations/A Gymnasiou/A5.2 - Ηλεκτρονικό ταχυδρομείο/A5.2 Μ3 -Φύλλο Εργασίας - Επισύναψη.docx
+++ b/schools-presentations/A Gymnasiou/A5.2 - Ηλεκτρονικό ταχυδρομείο/A5.2 Μ3 -Φύλλο Εργασίας - Επισύναψη.docx
@@ -18,7 +18,7 @@
           <w:sz w:val="36"/>
           <w:lang w:val="el-GR"/>
         </w:rPr>
-        <w:t>Ενιαίο Φύλλο Εργασίας Α.5.2.Μ2 και Α.5.2.Μ3</w:t>
+        <w:t>Φύλλο Εργασίας Α.5.2.Μ3</w:t>
       </w:r>
     </w:p>
     <w:p>
@@ -26,14 +26,52 @@
         <w:spacing w:after="100"/>
         <w:jc w:val="center"/>
       </w:pPr>
+      <w:proofErr w:type="spellStart"/>
       <w:r>
         <w:rPr>
           <w:b/>
           <w:color w:val="000000"/>
           <w:sz w:val="26"/>
         </w:rPr>
-        <w:t>Διαχείριση Ηλεκτρονικού Ταχυδρομείου</w:t>
+        <w:t>Δι</w:t>
       </w:r>
+      <w:proofErr w:type="spellEnd"/>
+      <w:r>
+        <w:rPr>
+          <w:b/>
+          <w:color w:val="000000"/>
+          <w:sz w:val="26"/>
+        </w:rPr>
+        <w:t xml:space="preserve">αχείριση </w:t>
+      </w:r>
+      <w:proofErr w:type="spellStart"/>
+      <w:r>
+        <w:rPr>
+          <w:b/>
+          <w:color w:val="000000"/>
+          <w:sz w:val="26"/>
+        </w:rPr>
+        <w:t>Ηλεκτρονικού</w:t>
+      </w:r>
+      <w:proofErr w:type="spellEnd"/>
+      <w:r>
+        <w:rPr>
+          <w:b/>
+          <w:color w:val="000000"/>
+          <w:sz w:val="26"/>
+        </w:rPr>
+        <w:t xml:space="preserve"> Τα</w:t>
+      </w:r>
+      <w:proofErr w:type="spellStart"/>
+      <w:r>
+        <w:rPr>
+          <w:b/>
+          <w:color w:val="000000"/>
+          <w:sz w:val="26"/>
+        </w:rPr>
+        <w:t>χυδρομείου</w:t>
+      </w:r>
+      <w:proofErr w:type="spellEnd"/>
     </w:p>
     <w:tbl>
       <w:tblPr>
@@ -65,11 +103,19 @@
             </w:tcMar>
           </w:tcPr>
           <w:p>
+            <w:proofErr w:type="spellStart"/>
             <w:r>
               <w:rPr>
                 <w:sz w:val="19"/>
               </w:rPr>
-              <w:t>Ονοματεπώνυμο: __________________________</w:t>
+              <w:t>Ονομ</w:t>
+            </w:r>
+            <w:proofErr w:type="spellEnd"/>
+            <w:r>
+              <w:rPr>
+                <w:sz w:val="19"/>
+              </w:rPr>
+              <w:t>ατεπώνυμο: __________________________</w:t>
             </w:r>
           </w:p>
         </w:tc>
@@ -84,11 +130,47 @@
             </w:tcMar>
           </w:tcPr>
           <w:p>
+            <w:proofErr w:type="spellStart"/>
             <w:r>
               <w:rPr>
                 <w:sz w:val="19"/>
               </w:rPr>
-              <w:t>Τμήμα: __________  Ημερομηνία: __________</w:t>
+              <w:t>Τμήμ</w:t>
+            </w:r>
+            <w:proofErr w:type="spellEnd"/>
+            <w:r>
+              <w:rPr>
+                <w:sz w:val="19"/>
+              </w:rPr>
+              <w:t>α: _________</w:t>
+            </w:r>
+            <w:proofErr w:type="gramStart"/>
+            <w:r>
+              <w:rPr>
+                <w:sz w:val="19"/>
+              </w:rPr>
+              <w:t xml:space="preserve">_  </w:t>
+            </w:r>
+            <w:proofErr w:type="spellStart"/>
+            <w:r>
+              <w:rPr>
+                <w:sz w:val="19"/>
+              </w:rPr>
+              <w:t>Ημερομηνί</w:t>
+            </w:r>
+            <w:proofErr w:type="spellEnd"/>
+            <w:r>
+              <w:rPr>
+                <w:sz w:val="19"/>
+              </w:rPr>
+              <w:t>α</w:t>
+            </w:r>
+            <w:proofErr w:type="gramEnd"/>
+            <w:r>
+              <w:rPr>
+                <w:sz w:val="19"/>
+              </w:rPr>
+              <w:t>: __________</w:t>
             </w:r>
           </w:p>
         </w:tc>
@@ -105,11 +187,19 @@
             </w:tcMar>
           </w:tcPr>
           <w:p>
+            <w:proofErr w:type="spellStart"/>
             <w:r>
               <w:rPr>
                 <w:sz w:val="19"/>
               </w:rPr>
-              <w:t>Συμμαθητής/τρια Α: ______________________</w:t>
+              <w:t>Συμμ</w:t>
+            </w:r>
+            <w:proofErr w:type="spellEnd"/>
+            <w:r>
+              <w:rPr>
+                <w:sz w:val="19"/>
+              </w:rPr>
+              <w:t>αθητής/τρια Α: ______________________</w:t>
             </w:r>
           </w:p>
         </w:tc>
@@ -124,11 +214,19 @@
             </w:tcMar>
           </w:tcPr>
           <w:p>
+            <w:proofErr w:type="spellStart"/>
             <w:r>
               <w:rPr>
                 <w:sz w:val="19"/>
               </w:rPr>
-              <w:t>Συμμαθητής/τρια Β: ______________________</w:t>
+              <w:t>Συμμ</w:t>
+            </w:r>
+            <w:proofErr w:type="spellEnd"/>
+            <w:r>
+              <w:rPr>
+                <w:sz w:val="19"/>
+              </w:rPr>
+              <w:t>αθητής/τρια Β: ______________________</w:t>
             </w:r>
           </w:p>
         </w:tc>
@@ -300,7 +398,39 @@
                 <w:b/>
                 <w:sz w:val="19"/>
               </w:rPr>
-              <w:t>Επίλεξε αρχεία</w:t>
+              <w:t>Επ</w:t>
+            </w:r>
+            <w:proofErr w:type="spellStart"/>
+            <w:r>
+              <w:rPr>
+                <w:b/>
+                <w:sz w:val="19"/>
+              </w:rPr>
+              <w:t>ίλεξε</w:t>
+            </w:r>
+            <w:proofErr w:type="spellEnd"/>
+            <w:r>
+              <w:rPr>
+                <w:b/>
+                <w:sz w:val="19"/>
+              </w:rPr>
+              <w:t xml:space="preserve"> α</w:t>
+            </w:r>
+            <w:proofErr w:type="spellStart"/>
+            <w:r>
+              <w:rPr>
+                <w:b/>
+                <w:sz w:val="19"/>
+              </w:rPr>
+              <w:t>ρχεί</w:t>
+            </w:r>
+            <w:proofErr w:type="spellEnd"/>
+            <w:r>
+              <w:rPr>
+                <w:b/>
+                <w:sz w:val="19"/>
+              </w:rPr>
+              <w:t>α</w:t>
             </w:r>
           </w:p>
         </w:tc>
@@ -453,8 +583,18 @@
                 <w:sz w:val="28"/>
                 <w:szCs w:val="28"/>
               </w:rPr>
-              <w:t>☐ Ολοκληρώθηκε</w:t>
+              <w:t xml:space="preserve">☐ </w:t>
             </w:r>
+            <w:proofErr w:type="spellStart"/>
+            <w:r>
+              <w:rPr>
+                <w:color w:val="4B555F"/>
+                <w:sz w:val="28"/>
+                <w:szCs w:val="28"/>
+              </w:rPr>
+              <w:t>Ολοκληρώθηκε</w:t>
+            </w:r>
+            <w:proofErr w:type="spellEnd"/>
           </w:p>
         </w:tc>
         <w:tc>
@@ -566,8 +706,18 @@
                 <w:sz w:val="28"/>
                 <w:szCs w:val="28"/>
               </w:rPr>
-              <w:t>☐ Ολοκληρώθηκε</w:t>
+              <w:t xml:space="preserve">☐ </w:t>
             </w:r>
+            <w:proofErr w:type="spellStart"/>
+            <w:r>
+              <w:rPr>
+                <w:color w:val="4B555F"/>
+                <w:sz w:val="28"/>
+                <w:szCs w:val="28"/>
+              </w:rPr>
+              <w:t>Ολοκληρώθηκε</w:t>
+            </w:r>
+            <w:proofErr w:type="spellEnd"/>
           </w:p>
         </w:tc>
       </w:tr>
@@ -674,6 +824,7 @@
               </w:rPr>
               <w:t>.</w:t>
             </w:r>
+            <w:proofErr w:type="spellStart"/>
             <w:r>
               <w:rPr>
                 <w:sz w:val="28"/>
@@ -681,6 +832,7 @@
               </w:rPr>
               <w:t>aresti</w:t>
             </w:r>
+            <w:proofErr w:type="spellEnd"/>
             <w:r>
               <w:rPr>
                 <w:sz w:val="28"/>
@@ -689,6 +841,7 @@
               </w:rPr>
               <w:t>@</w:t>
             </w:r>
+            <w:proofErr w:type="spellStart"/>
             <w:r>
               <w:rPr>
                 <w:sz w:val="28"/>
@@ -696,6 +849,7 @@
               </w:rPr>
               <w:t>gmail</w:t>
             </w:r>
+            <w:proofErr w:type="spellEnd"/>
             <w:r>
               <w:rPr>
                 <w:sz w:val="28"/>
@@ -750,7 +904,25 @@
                 <w:szCs w:val="28"/>
                 <w:lang w:val="el-GR"/>
               </w:rPr>
-              <w:t xml:space="preserve"> συμμαθητή/τρια.</w:t>
+              <w:t xml:space="preserve"> συμμαθητή/</w:t>
+            </w:r>
+            <w:proofErr w:type="spellStart"/>
+            <w:r>
+              <w:rPr>
+                <w:sz w:val="28"/>
+                <w:szCs w:val="28"/>
+                <w:lang w:val="el-GR"/>
+              </w:rPr>
+              <w:t>τρια</w:t>
+            </w:r>
+            <w:proofErr w:type="spellEnd"/>
+            <w:r>
+              <w:rPr>
+                <w:sz w:val="28"/>
+                <w:szCs w:val="28"/>
+                <w:lang w:val="el-GR"/>
+              </w:rPr>
+              <w:t>.</w:t>
             </w:r>
           </w:p>
           <w:p>
@@ -767,8 +939,18 @@
                 <w:sz w:val="28"/>
                 <w:szCs w:val="28"/>
               </w:rPr>
-              <w:t>☐ Ολοκληρώθηκε</w:t>
+              <w:t xml:space="preserve">☐ </w:t>
             </w:r>
+            <w:proofErr w:type="spellStart"/>
+            <w:r>
+              <w:rPr>
+                <w:color w:val="4B555F"/>
+                <w:sz w:val="28"/>
+                <w:szCs w:val="28"/>
+              </w:rPr>
+              <w:t>Ολοκληρώθηκε</w:t>
+            </w:r>
+            <w:proofErr w:type="spellEnd"/>
           </w:p>
         </w:tc>
         <w:tc>
@@ -834,8 +1016,18 @@
                 <w:sz w:val="28"/>
                 <w:szCs w:val="28"/>
               </w:rPr>
-              <w:t>☐ Ολοκληρώθηκε</w:t>
+              <w:t xml:space="preserve">☐ </w:t>
             </w:r>
+            <w:proofErr w:type="spellStart"/>
+            <w:r>
+              <w:rPr>
+                <w:color w:val="4B555F"/>
+                <w:sz w:val="28"/>
+                <w:szCs w:val="28"/>
+              </w:rPr>
+              <w:t>Ολοκληρώθηκε</w:t>
+            </w:r>
+            <w:proofErr w:type="spellEnd"/>
           </w:p>
         </w:tc>
       </w:tr>
@@ -930,8 +1122,18 @@
                 <w:sz w:val="28"/>
                 <w:szCs w:val="28"/>
               </w:rPr>
-              <w:t>☐ Ολοκληρώθηκε</w:t>
+              <w:t xml:space="preserve">☐ </w:t>
             </w:r>
+            <w:proofErr w:type="spellStart"/>
+            <w:r>
+              <w:rPr>
+                <w:color w:val="4B555F"/>
+                <w:sz w:val="28"/>
+                <w:szCs w:val="28"/>
+              </w:rPr>
+              <w:t>Ολοκληρώθηκε</w:t>
+            </w:r>
+            <w:proofErr w:type="spellEnd"/>
           </w:p>
         </w:tc>
         <w:tc>
@@ -1027,8 +1229,18 @@
                 <w:sz w:val="28"/>
                 <w:szCs w:val="28"/>
               </w:rPr>
-              <w:t>☐ Ολοκληρώθηκε</w:t>
+              <w:t xml:space="preserve">☐ </w:t>
             </w:r>
+            <w:proofErr w:type="spellStart"/>
+            <w:r>
+              <w:rPr>
+                <w:color w:val="4B555F"/>
+                <w:sz w:val="28"/>
+                <w:szCs w:val="28"/>
+              </w:rPr>
+              <w:t>Ολοκληρώθηκε</w:t>
+            </w:r>
+            <w:proofErr w:type="spellEnd"/>
           </w:p>
         </w:tc>
       </w:tr>
@@ -1083,7 +1295,25 @@
                 <w:szCs w:val="28"/>
                 <w:lang w:val="el-GR"/>
               </w:rPr>
-              <w:t>Άνοιξε το μήνυμα με θέμα ΦΩΤΟΓΡΑΦΙΕΣ ΣΧΟΛΕΙΟΥ που έλαβες από συμμαθητή/τρια.</w:t>
+              <w:t>Άνοιξε το μήνυμα με θέμα ΦΩΤΟΓΡΑΦΙΕΣ ΣΧΟΛΕΙΟΥ που έλαβες από συμμαθητή/</w:t>
+            </w:r>
+            <w:proofErr w:type="spellStart"/>
+            <w:r>
+              <w:rPr>
+                <w:sz w:val="28"/>
+                <w:szCs w:val="28"/>
+                <w:lang w:val="el-GR"/>
+              </w:rPr>
+              <w:t>τρια</w:t>
+            </w:r>
+            <w:proofErr w:type="spellEnd"/>
+            <w:r>
+              <w:rPr>
+                <w:sz w:val="28"/>
+                <w:szCs w:val="28"/>
+                <w:lang w:val="el-GR"/>
+              </w:rPr>
+              <w:t>.</w:t>
             </w:r>
           </w:p>
           <w:p>
@@ -1100,8 +1330,18 @@
                 <w:sz w:val="28"/>
                 <w:szCs w:val="28"/>
               </w:rPr>
-              <w:t>☐ Ολοκληρώθηκε</w:t>
+              <w:t xml:space="preserve">☐ </w:t>
             </w:r>
+            <w:proofErr w:type="spellStart"/>
+            <w:r>
+              <w:rPr>
+                <w:color w:val="4B555F"/>
+                <w:sz w:val="28"/>
+                <w:szCs w:val="28"/>
+              </w:rPr>
+              <w:t>Ολοκληρώθηκε</w:t>
+            </w:r>
+            <w:proofErr w:type="spellEnd"/>
           </w:p>
         </w:tc>
         <w:tc>
@@ -1227,8 +1467,18 @@
                 <w:sz w:val="28"/>
                 <w:szCs w:val="28"/>
               </w:rPr>
-              <w:t>☐ Ολοκληρώθηκε</w:t>
+              <w:t xml:space="preserve">☐ </w:t>
             </w:r>
+            <w:proofErr w:type="spellStart"/>
+            <w:r>
+              <w:rPr>
+                <w:color w:val="4B555F"/>
+                <w:sz w:val="28"/>
+                <w:szCs w:val="28"/>
+              </w:rPr>
+              <w:t>Ολοκληρώθηκε</w:t>
+            </w:r>
+            <w:proofErr w:type="spellEnd"/>
           </w:p>
         </w:tc>
       </w:tr>
@@ -1241,6 +1491,7 @@
           <w:szCs w:val="28"/>
         </w:rPr>
       </w:pPr>
+      <w:proofErr w:type="spellStart"/>
       <w:r>
         <w:rPr>
           <w:b/>
@@ -1248,8 +1499,29 @@
           <w:sz w:val="28"/>
           <w:szCs w:val="28"/>
         </w:rPr>
-        <w:t>Τελικός έλεγχος</w:t>
+        <w:t>Τελικός</w:t>
       </w:r>
+      <w:proofErr w:type="spellEnd"/>
+      <w:r>
+        <w:rPr>
+          <w:b/>
+          <w:color w:val="1F3A5F"/>
+          <w:sz w:val="28"/>
+          <w:szCs w:val="28"/>
+        </w:rPr>
+        <w:t xml:space="preserve"> </w:t>
+      </w:r>
+      <w:proofErr w:type="spellStart"/>
+      <w:r>
+        <w:rPr>
+          <w:b/>
+          <w:color w:val="1F3A5F"/>
+          <w:sz w:val="28"/>
+          <w:szCs w:val="28"/>
+        </w:rPr>
+        <w:t>έλεγχος</w:t>
+      </w:r>
+      <w:proofErr w:type="spellEnd"/>
     </w:p>
     <w:tbl>
       <w:tblPr>
@@ -1297,7 +1569,25 @@
                 <w:sz w:val="28"/>
                 <w:szCs w:val="28"/>
               </w:rPr>
-              <w:t>☐ Έκανα Forward</w:t>
+              <w:t xml:space="preserve">☐ </w:t>
+            </w:r>
+            <w:proofErr w:type="spellStart"/>
+            <w:r>
+              <w:rPr>
+                <w:b/>
+                <w:sz w:val="28"/>
+                <w:szCs w:val="28"/>
+              </w:rPr>
+              <w:t>Έκ</w:t>
+            </w:r>
+            <w:proofErr w:type="spellEnd"/>
+            <w:r>
+              <w:rPr>
+                <w:b/>
+                <w:sz w:val="28"/>
+                <w:szCs w:val="28"/>
+              </w:rPr>
+              <w:t>ανα Forward</w:t>
             </w:r>
           </w:p>
         </w:tc>
@@ -1327,7 +1617,25 @@
                 <w:sz w:val="28"/>
                 <w:szCs w:val="28"/>
               </w:rPr>
-              <w:t>☐ Χρησιμοποίησα Cc</w:t>
+              <w:t xml:space="preserve">☐ </w:t>
+            </w:r>
+            <w:proofErr w:type="spellStart"/>
+            <w:r>
+              <w:rPr>
+                <w:b/>
+                <w:sz w:val="28"/>
+                <w:szCs w:val="28"/>
+              </w:rPr>
+              <w:t>Χρησιμο</w:t>
+            </w:r>
+            <w:proofErr w:type="spellEnd"/>
+            <w:r>
+              <w:rPr>
+                <w:b/>
+                <w:sz w:val="28"/>
+                <w:szCs w:val="28"/>
+              </w:rPr>
+              <w:t>ποίησα Cc</w:t>
             </w:r>
           </w:p>
         </w:tc>
@@ -1357,7 +1665,25 @@
                 <w:sz w:val="28"/>
                 <w:szCs w:val="28"/>
               </w:rPr>
-              <w:t>☐ Χρησιμοποίησα Bcc</w:t>
+              <w:t xml:space="preserve">☐ </w:t>
+            </w:r>
+            <w:proofErr w:type="spellStart"/>
+            <w:r>
+              <w:rPr>
+                <w:b/>
+                <w:sz w:val="28"/>
+                <w:szCs w:val="28"/>
+              </w:rPr>
+              <w:t>Χρησιμο</w:t>
+            </w:r>
+            <w:proofErr w:type="spellEnd"/>
+            <w:r>
+              <w:rPr>
+                <w:b/>
+                <w:sz w:val="28"/>
+                <w:szCs w:val="28"/>
+              </w:rPr>
+              <w:t>ποίησα Bcc</w:t>
             </w:r>
           </w:p>
         </w:tc>
@@ -1389,7 +1715,43 @@
                 <w:sz w:val="28"/>
                 <w:szCs w:val="28"/>
               </w:rPr>
-              <w:t>☐ Επισύναψα 2 αρχεία</w:t>
+              <w:t>☐ Επ</w:t>
+            </w:r>
+            <w:proofErr w:type="spellStart"/>
+            <w:r>
+              <w:rPr>
+                <w:b/>
+                <w:sz w:val="28"/>
+                <w:szCs w:val="28"/>
+              </w:rPr>
+              <w:t>ισύν</w:t>
+            </w:r>
+            <w:proofErr w:type="spellEnd"/>
+            <w:r>
+              <w:rPr>
+                <w:b/>
+                <w:sz w:val="28"/>
+                <w:szCs w:val="28"/>
+              </w:rPr>
+              <w:t>αψα 2 α</w:t>
+            </w:r>
+            <w:proofErr w:type="spellStart"/>
+            <w:r>
+              <w:rPr>
+                <w:b/>
+                <w:sz w:val="28"/>
+                <w:szCs w:val="28"/>
+              </w:rPr>
+              <w:t>ρχεί</w:t>
+            </w:r>
+            <w:proofErr w:type="spellEnd"/>
+            <w:r>
+              <w:rPr>
+                <w:b/>
+                <w:sz w:val="28"/>
+                <w:szCs w:val="28"/>
+              </w:rPr>
+              <w:t>α</w:t>
             </w:r>
           </w:p>
         </w:tc>
@@ -1419,7 +1781,43 @@
                 <w:sz w:val="28"/>
                 <w:szCs w:val="28"/>
               </w:rPr>
-              <w:t>☐ Άνοιξα τα συνημμένα</w:t>
+              <w:t xml:space="preserve">☐ </w:t>
+            </w:r>
+            <w:proofErr w:type="spellStart"/>
+            <w:r>
+              <w:rPr>
+                <w:b/>
+                <w:sz w:val="28"/>
+                <w:szCs w:val="28"/>
+              </w:rPr>
+              <w:t>Άνοιξ</w:t>
+            </w:r>
+            <w:proofErr w:type="spellEnd"/>
+            <w:r>
+              <w:rPr>
+                <w:b/>
+                <w:sz w:val="28"/>
+                <w:szCs w:val="28"/>
+              </w:rPr>
+              <w:t xml:space="preserve">α τα </w:t>
+            </w:r>
+            <w:proofErr w:type="spellStart"/>
+            <w:r>
+              <w:rPr>
+                <w:b/>
+                <w:sz w:val="28"/>
+                <w:szCs w:val="28"/>
+              </w:rPr>
+              <w:t>συνημμέν</w:t>
+            </w:r>
+            <w:proofErr w:type="spellEnd"/>
+            <w:r>
+              <w:rPr>
+                <w:b/>
+                <w:sz w:val="28"/>
+                <w:szCs w:val="28"/>
+              </w:rPr>
+              <w:t>α</w:t>
             </w:r>
           </w:p>
         </w:tc>
@@ -1449,7 +1847,43 @@
                 <w:sz w:val="28"/>
                 <w:szCs w:val="28"/>
               </w:rPr>
-              <w:t>☐ Αποθήκευσα τα αρχεία</w:t>
+              <w:t>☐ Απ</w:t>
+            </w:r>
+            <w:proofErr w:type="spellStart"/>
+            <w:r>
+              <w:rPr>
+                <w:b/>
+                <w:sz w:val="28"/>
+                <w:szCs w:val="28"/>
+              </w:rPr>
+              <w:t>οθήκευσ</w:t>
+            </w:r>
+            <w:proofErr w:type="spellEnd"/>
+            <w:r>
+              <w:rPr>
+                <w:b/>
+                <w:sz w:val="28"/>
+                <w:szCs w:val="28"/>
+              </w:rPr>
+              <w:t>α τα α</w:t>
+            </w:r>
+            <w:proofErr w:type="spellStart"/>
+            <w:r>
+              <w:rPr>
+                <w:b/>
+                <w:sz w:val="28"/>
+                <w:szCs w:val="28"/>
+              </w:rPr>
+              <w:t>ρχεί</w:t>
+            </w:r>
+            <w:proofErr w:type="spellEnd"/>
+            <w:r>
+              <w:rPr>
+                <w:b/>
+                <w:sz w:val="28"/>
+                <w:szCs w:val="28"/>
+              </w:rPr>
+              <w:t>α</w:t>
             </w:r>
           </w:p>
         </w:tc>
@@ -1491,6 +1925,7 @@
           <w:b/>
           <w:color w:val="24446A"/>
           <w:sz w:val="34"/>
+          <w:lang w:val="el-GR"/>
         </w:rPr>
       </w:pPr>
     </w:p>
@@ -1560,6 +1995,7 @@
       <w:pPr>
         <w:spacing w:after="80"/>
       </w:pPr>
+      <w:proofErr w:type="spellStart"/>
       <w:r>
         <w:rPr>
           <w:rFonts w:ascii="Arial" w:eastAsia="Arial" w:hAnsi="Arial"/>
@@ -1567,8 +2003,69 @@
           <w:color w:val="000000"/>
           <w:sz w:val="26"/>
         </w:rPr>
-        <w:t>Διάλεξε ποια αρχεία θα επισυνάψεις</w:t>
+        <w:t>Διάλεξε</w:t>
       </w:r>
+      <w:proofErr w:type="spellEnd"/>
+      <w:r>
+        <w:rPr>
+          <w:rFonts w:ascii="Arial" w:eastAsia="Arial" w:hAnsi="Arial"/>
+          <w:b/>
+          <w:color w:val="000000"/>
+          <w:sz w:val="26"/>
+        </w:rPr>
+        <w:t xml:space="preserve"> π</w:t>
+      </w:r>
+      <w:proofErr w:type="spellStart"/>
+      <w:r>
+        <w:rPr>
+          <w:rFonts w:ascii="Arial" w:eastAsia="Arial" w:hAnsi="Arial"/>
+          <w:b/>
+          <w:color w:val="000000"/>
+          <w:sz w:val="26"/>
+        </w:rPr>
+        <w:t>οι</w:t>
+      </w:r>
+      <w:proofErr w:type="spellEnd"/>
+      <w:r>
+        <w:rPr>
+          <w:rFonts w:ascii="Arial" w:eastAsia="Arial" w:hAnsi="Arial"/>
+          <w:b/>
+          <w:color w:val="000000"/>
+          <w:sz w:val="26"/>
+        </w:rPr>
+        <w:t>α α</w:t>
+      </w:r>
+      <w:proofErr w:type="spellStart"/>
+      <w:r>
+        <w:rPr>
+          <w:rFonts w:ascii="Arial" w:eastAsia="Arial" w:hAnsi="Arial"/>
+          <w:b/>
+          <w:color w:val="000000"/>
+          <w:sz w:val="26"/>
+        </w:rPr>
+        <w:t>ρχεί</w:t>
+      </w:r>
+      <w:proofErr w:type="spellEnd"/>
+      <w:r>
+        <w:rPr>
+          <w:rFonts w:ascii="Arial" w:eastAsia="Arial" w:hAnsi="Arial"/>
+          <w:b/>
+          <w:color w:val="000000"/>
+          <w:sz w:val="26"/>
+        </w:rPr>
+        <w:t>α θα επ</w:t>
+      </w:r>
+      <w:proofErr w:type="spellStart"/>
+      <w:r>
+        <w:rPr>
+          <w:rFonts w:ascii="Arial" w:eastAsia="Arial" w:hAnsi="Arial"/>
+          <w:b/>
+          <w:color w:val="000000"/>
+          <w:sz w:val="26"/>
+        </w:rPr>
+        <w:t>ισυνάψεις</w:t>
+      </w:r>
+      <w:proofErr w:type="spellEnd"/>
     </w:p>
     <w:tbl>
       <w:tblPr>
@@ -1608,6 +2105,7 @@
               <w:spacing w:after="0"/>
               <w:jc w:val="center"/>
             </w:pPr>
+            <w:proofErr w:type="spellStart"/>
             <w:r>
               <w:rPr>
                 <w:rFonts w:ascii="Arial" w:eastAsia="Arial" w:hAnsi="Arial"/>
@@ -1617,6 +2115,7 @@
               </w:rPr>
               <w:t>Αρχείο</w:t>
             </w:r>
+            <w:proofErr w:type="spellEnd"/>
           </w:p>
         </w:tc>
         <w:tc>
@@ -1636,6 +2135,7 @@
               <w:spacing w:after="0"/>
               <w:jc w:val="center"/>
             </w:pPr>
+            <w:proofErr w:type="spellStart"/>
             <w:r>
               <w:rPr>
                 <w:rFonts w:ascii="Arial" w:eastAsia="Arial" w:hAnsi="Arial"/>
@@ -1645,6 +2145,7 @@
               </w:rPr>
               <w:t>Μέγεθος</w:t>
             </w:r>
+            <w:proofErr w:type="spellEnd"/>
           </w:p>
         </w:tc>
         <w:tc>
@@ -1671,7 +2172,27 @@
                 <w:color w:val="FFFFFF"/>
                 <w:sz w:val="20"/>
               </w:rPr>
-              <w:t>Επισύναψη</w:t>
+              <w:t>Επ</w:t>
+            </w:r>
+            <w:proofErr w:type="spellStart"/>
+            <w:r>
+              <w:rPr>
+                <w:rFonts w:ascii="Arial" w:eastAsia="Arial" w:hAnsi="Arial"/>
+                <w:b/>
+                <w:color w:val="FFFFFF"/>
+                <w:sz w:val="20"/>
+              </w:rPr>
+              <w:t>ισύν</w:t>
+            </w:r>
+            <w:proofErr w:type="spellEnd"/>
+            <w:r>
+              <w:rPr>
+                <w:rFonts w:ascii="Arial" w:eastAsia="Arial" w:hAnsi="Arial"/>
+                <w:b/>
+                <w:color w:val="FFFFFF"/>
+                <w:sz w:val="20"/>
+              </w:rPr>
+              <w:t>αψη</w:t>
             </w:r>
           </w:p>
         </w:tc>
@@ -1692,6 +2213,7 @@
               <w:spacing w:after="0"/>
               <w:jc w:val="center"/>
             </w:pPr>
+            <w:proofErr w:type="spellStart"/>
             <w:r>
               <w:rPr>
                 <w:rFonts w:ascii="Arial" w:eastAsia="Arial" w:hAnsi="Arial"/>
@@ -1701,6 +2223,7 @@
               </w:rPr>
               <w:t>Αιτιολόγηση</w:t>
             </w:r>
+            <w:proofErr w:type="spellEnd"/>
           </w:p>
         </w:tc>
       </w:tr>
@@ -1934,6 +2457,7 @@
             <w:pPr>
               <w:spacing w:after="0"/>
             </w:pPr>
+            <w:proofErr w:type="spellStart"/>
             <w:r>
               <w:rPr>
                 <w:rFonts w:ascii="Arial" w:eastAsia="Arial" w:hAnsi="Arial"/>
@@ -1943,6 +2467,7 @@
               </w:rPr>
               <w:t>notes.tmp</w:t>
             </w:r>
+            <w:proofErr w:type="spellEnd"/>
           </w:p>
         </w:tc>
         <w:tc>
@@ -2137,6 +2662,7 @@
       <w:pPr>
         <w:spacing w:before="140" w:after="60"/>
       </w:pPr>
+      <w:proofErr w:type="spellStart"/>
       <w:r>
         <w:rPr>
           <w:rFonts w:ascii="Arial" w:eastAsia="Arial" w:hAnsi="Arial"/>
@@ -2144,8 +2670,29 @@
           <w:color w:val="000000"/>
           <w:sz w:val="26"/>
         </w:rPr>
-        <w:t>Εκτέλεση και έλεγχος</w:t>
+        <w:t>Εκτέλεση</w:t>
       </w:r>
+      <w:proofErr w:type="spellEnd"/>
+      <w:r>
+        <w:rPr>
+          <w:rFonts w:ascii="Arial" w:eastAsia="Arial" w:hAnsi="Arial"/>
+          <w:b/>
+          <w:color w:val="000000"/>
+          <w:sz w:val="26"/>
+        </w:rPr>
+        <w:t xml:space="preserve"> και </w:t>
+      </w:r>
+      <w:proofErr w:type="spellStart"/>
+      <w:r>
+        <w:rPr>
+          <w:rFonts w:ascii="Arial" w:eastAsia="Arial" w:hAnsi="Arial"/>
+          <w:b/>
+          <w:color w:val="000000"/>
+          <w:sz w:val="26"/>
+        </w:rPr>
+        <w:t>έλεγχος</w:t>
+      </w:r>
+      <w:proofErr w:type="spellEnd"/>
     </w:p>
     <w:p>
       <w:pPr>

--- a/schools-presentations/A Gymnasiou/A5.2 - Ηλεκτρονικό ταχυδρομείο/A5.2 Μ3 -Φύλλο Εργασίας - Επισύναψη.docx
+++ b/schools-presentations/A Gymnasiou/A5.2 - Ηλεκτρονικό ταχυδρομείο/A5.2 Μ3 -Φύλλο Εργασίας - Επισύναψη.docx
@@ -25,53 +25,19 @@
       <w:pPr>
         <w:spacing w:after="100"/>
         <w:jc w:val="center"/>
+        <w:rPr>
+          <w:lang w:val="el-GR"/>
+        </w:rPr>
       </w:pPr>
-      <w:proofErr w:type="spellStart"/>
       <w:r>
         <w:rPr>
           <w:b/>
           <w:color w:val="000000"/>
           <w:sz w:val="26"/>
+          <w:lang w:val="el-GR"/>
         </w:rPr>
-        <w:t>Δι</w:t>
+        <w:t>Διαχείριση Ηλεκτρονικού Ταχυδρομείου</w:t>
       </w:r>
-      <w:proofErr w:type="spellEnd"/>
-      <w:r>
-        <w:rPr>
-          <w:b/>
-          <w:color w:val="000000"/>
-          <w:sz w:val="26"/>
-        </w:rPr>
-        <w:t xml:space="preserve">αχείριση </w:t>
-      </w:r>
-      <w:proofErr w:type="spellStart"/>
-      <w:r>
-        <w:rPr>
-          <w:b/>
-          <w:color w:val="000000"/>
-          <w:sz w:val="26"/>
-        </w:rPr>
-        <w:t>Ηλεκτρονικού</w:t>
-      </w:r>
-      <w:proofErr w:type="spellEnd"/>
-      <w:r>
-        <w:rPr>
-          <w:b/>
-          <w:color w:val="000000"/>
-          <w:sz w:val="26"/>
-        </w:rPr>
-        <w:t xml:space="preserve"> Τα</w:t>
-      </w:r>
-      <w:proofErr w:type="spellStart"/>
-      <w:r>
-        <w:rPr>
-          <w:b/>
-          <w:color w:val="000000"/>
-          <w:sz w:val="26"/>
-        </w:rPr>
-        <w:t>χυδρομείου</w:t>
-      </w:r>
-      <w:proofErr w:type="spellEnd"/>
     </w:p>
     <w:tbl>
       <w:tblPr>
@@ -536,7 +502,53 @@
                 <w:szCs w:val="28"/>
                 <w:lang w:val="el-GR"/>
               </w:rPr>
-              <w:t xml:space="preserve">Δημιούργησε στον φάκελό σου έναν νέο φάκελο με όνομα </w:t>
+              <w:t xml:space="preserve">Στο </w:t>
+            </w:r>
+            <w:r>
+              <w:rPr>
+                <w:b/>
+                <w:bCs/>
+                <w:sz w:val="28"/>
+                <w:szCs w:val="28"/>
+                <w:lang w:val="el-GR"/>
+              </w:rPr>
+              <w:t xml:space="preserve">δίσκο </w:t>
+            </w:r>
+            <w:r>
+              <w:rPr>
+                <w:b/>
+                <w:bCs/>
+                <w:sz w:val="28"/>
+                <w:szCs w:val="28"/>
+                <w:lang w:val="el-GR"/>
+              </w:rPr>
+              <w:t>Χ</w:t>
+            </w:r>
+            <w:r>
+              <w:rPr>
+                <w:b/>
+                <w:bCs/>
+                <w:sz w:val="28"/>
+                <w:szCs w:val="28"/>
+                <w:lang w:val="el-GR"/>
+              </w:rPr>
+              <w:t xml:space="preserve"> του υπολογιστή μας</w:t>
+            </w:r>
+            <w:r>
+              <w:rPr>
+                <w:sz w:val="28"/>
+                <w:szCs w:val="28"/>
+                <w:lang w:val="el-GR"/>
+              </w:rPr>
+              <w:t>, δ</w:t>
+            </w:r>
+            <w:r>
+              <w:rPr>
+                <w:sz w:val="28"/>
+                <w:szCs w:val="28"/>
+                <w:lang w:val="el-GR"/>
+              </w:rPr>
+              <w:t xml:space="preserve">ημιούργησε έναν νέο φάκελο με όνομα </w:t>
             </w:r>
             <w:r>
               <w:rPr>
@@ -643,7 +655,87 @@
                 <w:szCs w:val="28"/>
                 <w:lang w:val="el-GR"/>
               </w:rPr>
-              <w:t xml:space="preserve">Βρες στην ιστοσελίδα του σχολείου δύο κατάλληλες φωτογραφίες και </w:t>
+              <w:t xml:space="preserve">Άνοιξε </w:t>
+            </w:r>
+            <w:r>
+              <w:rPr>
+                <w:sz w:val="28"/>
+                <w:szCs w:val="28"/>
+                <w:lang w:val="el-GR"/>
+              </w:rPr>
+              <w:t>την ιστοσελίδα του σχολείου</w:t>
+            </w:r>
+            <w:r>
+              <w:rPr>
+                <w:sz w:val="28"/>
+                <w:szCs w:val="28"/>
+                <w:lang w:val="el-GR"/>
+              </w:rPr>
+              <w:t xml:space="preserve"> και </w:t>
+            </w:r>
+            <w:r>
+              <w:rPr>
+                <w:b/>
+                <w:bCs/>
+                <w:sz w:val="28"/>
+                <w:szCs w:val="28"/>
+                <w:lang w:val="el-GR"/>
+              </w:rPr>
+              <w:t>κατέβασε(</w:t>
+            </w:r>
+            <w:r>
+              <w:rPr>
+                <w:b/>
+                <w:bCs/>
+                <w:sz w:val="28"/>
+                <w:szCs w:val="28"/>
+              </w:rPr>
+              <w:t>save</w:t>
+            </w:r>
+            <w:r>
+              <w:rPr>
+                <w:b/>
+                <w:bCs/>
+                <w:sz w:val="28"/>
+                <w:szCs w:val="28"/>
+                <w:lang w:val="el-GR"/>
+              </w:rPr>
+              <w:t xml:space="preserve"> </w:t>
+            </w:r>
+            <w:r>
+              <w:rPr>
+                <w:b/>
+                <w:bCs/>
+                <w:sz w:val="28"/>
+                <w:szCs w:val="28"/>
+              </w:rPr>
+              <w:t>as</w:t>
+            </w:r>
+            <w:r>
+              <w:rPr>
+                <w:b/>
+                <w:bCs/>
+                <w:sz w:val="28"/>
+                <w:szCs w:val="28"/>
+                <w:lang w:val="el-GR"/>
+              </w:rPr>
+              <w:t>)</w:t>
+            </w:r>
+            <w:r>
+              <w:rPr>
+                <w:sz w:val="28"/>
+                <w:szCs w:val="28"/>
+                <w:lang w:val="el-GR"/>
+              </w:rPr>
+              <w:t xml:space="preserve"> </w:t>
+            </w:r>
+            <w:r>
+              <w:rPr>
+                <w:sz w:val="28"/>
+                <w:szCs w:val="28"/>
+                <w:lang w:val="el-GR"/>
+              </w:rPr>
+              <w:t xml:space="preserve">δύο φωτογραφίες και </w:t>
             </w:r>
             <w:r>
               <w:rPr>
@@ -772,7 +864,14 @@
                 <w:szCs w:val="28"/>
                 <w:lang w:val="el-GR"/>
               </w:rPr>
-              <w:t xml:space="preserve">Δημιούργησε μήνυμα προς τον </w:t>
+              <w:t xml:space="preserve">Άνοιξε το </w:t>
+            </w:r>
+            <w:r>
+              <w:rPr>
+                <w:sz w:val="28"/>
+                <w:szCs w:val="28"/>
+              </w:rPr>
+              <w:t>Email</w:t>
             </w:r>
             <w:r>
               <w:rPr>
@@ -780,8 +879,112 @@
                 <w:szCs w:val="28"/>
                 <w:lang w:val="el-GR"/>
               </w:rPr>
-              <w:t xml:space="preserve">καθηγητή σου </w:t>
-            </w:r>
+              <w:t xml:space="preserve"> σου και </w:t>
+            </w:r>
+            <w:r>
+              <w:rPr>
+                <w:sz w:val="28"/>
+                <w:szCs w:val="28"/>
+                <w:lang w:val="el-GR"/>
+              </w:rPr>
+              <w:t>δ</w:t>
+            </w:r>
+            <w:r>
+              <w:rPr>
+                <w:sz w:val="28"/>
+                <w:szCs w:val="28"/>
+                <w:lang w:val="el-GR"/>
+              </w:rPr>
+              <w:t xml:space="preserve">ημιούργησε </w:t>
+            </w:r>
+            <w:r>
+              <w:rPr>
+                <w:sz w:val="28"/>
+                <w:szCs w:val="28"/>
+                <w:lang w:val="el-GR"/>
+              </w:rPr>
+              <w:t xml:space="preserve">νέο </w:t>
+            </w:r>
+            <w:r>
+              <w:rPr>
+                <w:sz w:val="28"/>
+                <w:szCs w:val="28"/>
+                <w:lang w:val="el-GR"/>
+              </w:rPr>
+              <w:t>μήνυμα</w:t>
+            </w:r>
+            <w:r>
+              <w:rPr>
+                <w:sz w:val="28"/>
+                <w:szCs w:val="28"/>
+                <w:lang w:val="el-GR"/>
+              </w:rPr>
+              <w:t>(</w:t>
+            </w:r>
+            <w:r>
+              <w:rPr>
+                <w:sz w:val="28"/>
+                <w:szCs w:val="28"/>
+              </w:rPr>
+              <w:t>new</w:t>
+            </w:r>
+            <w:r>
+              <w:rPr>
+                <w:sz w:val="28"/>
+                <w:szCs w:val="28"/>
+                <w:lang w:val="el-GR"/>
+              </w:rPr>
+              <w:t xml:space="preserve"> </w:t>
+            </w:r>
+            <w:r>
+              <w:rPr>
+                <w:sz w:val="28"/>
+                <w:szCs w:val="28"/>
+              </w:rPr>
+              <w:t>message</w:t>
+            </w:r>
+            <w:r>
+              <w:rPr>
+                <w:sz w:val="28"/>
+                <w:szCs w:val="28"/>
+                <w:lang w:val="el-GR"/>
+              </w:rPr>
+              <w:t xml:space="preserve">) </w:t>
+            </w:r>
+            <w:r>
+              <w:rPr>
+                <w:sz w:val="28"/>
+                <w:szCs w:val="28"/>
+                <w:lang w:val="el-GR"/>
+              </w:rPr>
+              <w:t>με τα π</w:t>
+            </w:r>
+            <w:r>
+              <w:rPr>
+                <w:sz w:val="28"/>
+                <w:szCs w:val="28"/>
+                <w:lang w:val="el-GR"/>
+              </w:rPr>
+              <w:t>ε</w:t>
+            </w:r>
+            <w:r>
+              <w:rPr>
+                <w:sz w:val="28"/>
+                <w:szCs w:val="28"/>
+                <w:lang w:val="el-GR"/>
+              </w:rPr>
+              <w:t>δία</w:t>
+            </w:r>
+          </w:p>
+          <w:p>
+            <w:pPr>
+              <w:spacing w:after="60" w:line="259" w:lineRule="auto"/>
+              <w:rPr>
+                <w:sz w:val="28"/>
+                <w:szCs w:val="28"/>
+                <w:lang w:val="el-GR"/>
+              </w:rPr>
+            </w:pPr>
             <w:r>
               <w:rPr>
                 <w:b/>
@@ -809,70 +1012,77 @@
               </w:rPr>
               <w:t xml:space="preserve"> </w:t>
             </w:r>
-            <w:r>
-              <w:rPr>
-                <w:sz w:val="28"/>
-                <w:szCs w:val="28"/>
-              </w:rPr>
-              <w:t>aristos</w:t>
-            </w:r>
-            <w:r>
+            <w:hyperlink r:id="rId6" w:history="1">
+              <w:r>
+                <w:rPr>
+                  <w:rStyle w:val="Hyperlink"/>
+                  <w:sz w:val="28"/>
+                  <w:szCs w:val="28"/>
+                </w:rPr>
+                <w:t>aristos</w:t>
+              </w:r>
+              <w:r>
+                <w:rPr>
+                  <w:rStyle w:val="Hyperlink"/>
+                  <w:sz w:val="28"/>
+                  <w:szCs w:val="28"/>
+                  <w:lang w:val="el-GR"/>
+                </w:rPr>
+                <w:t>.</w:t>
+              </w:r>
+              <w:r>
+                <w:rPr>
+                  <w:rStyle w:val="Hyperlink"/>
+                  <w:sz w:val="28"/>
+                  <w:szCs w:val="28"/>
+                </w:rPr>
+                <w:t>aresti</w:t>
+              </w:r>
+              <w:r>
+                <w:rPr>
+                  <w:rStyle w:val="Hyperlink"/>
+                  <w:sz w:val="28"/>
+                  <w:szCs w:val="28"/>
+                  <w:lang w:val="el-GR"/>
+                </w:rPr>
+                <w:t>@</w:t>
+              </w:r>
+              <w:r>
+                <w:rPr>
+                  <w:rStyle w:val="Hyperlink"/>
+                  <w:sz w:val="28"/>
+                  <w:szCs w:val="28"/>
+                </w:rPr>
+                <w:t>gmail</w:t>
+              </w:r>
+              <w:r>
+                <w:rPr>
+                  <w:rStyle w:val="Hyperlink"/>
+                  <w:sz w:val="28"/>
+                  <w:szCs w:val="28"/>
+                  <w:lang w:val="el-GR"/>
+                </w:rPr>
+                <w:t>.</w:t>
+              </w:r>
+              <w:r>
+                <w:rPr>
+                  <w:rStyle w:val="Hyperlink"/>
+                  <w:sz w:val="28"/>
+                  <w:szCs w:val="28"/>
+                </w:rPr>
+                <w:t>com</w:t>
+              </w:r>
+            </w:hyperlink>
+          </w:p>
+          <w:p>
+            <w:pPr>
+              <w:spacing w:after="60" w:line="259" w:lineRule="auto"/>
               <w:rPr>
                 <w:sz w:val="28"/>
                 <w:szCs w:val="28"/>
                 <w:lang w:val="el-GR"/>
               </w:rPr>
-              <w:t>.</w:t>
-            </w:r>
-            <w:proofErr w:type="spellStart"/>
-            <w:r>
-              <w:rPr>
-                <w:sz w:val="28"/>
-                <w:szCs w:val="28"/>
-              </w:rPr>
-              <w:t>aresti</w:t>
-            </w:r>
-            <w:proofErr w:type="spellEnd"/>
-            <w:r>
-              <w:rPr>
-                <w:sz w:val="28"/>
-                <w:szCs w:val="28"/>
-                <w:lang w:val="el-GR"/>
-              </w:rPr>
-              <w:t>@</w:t>
-            </w:r>
-            <w:proofErr w:type="spellStart"/>
-            <w:r>
-              <w:rPr>
-                <w:sz w:val="28"/>
-                <w:szCs w:val="28"/>
-              </w:rPr>
-              <w:t>gmail</w:t>
-            </w:r>
-            <w:proofErr w:type="spellEnd"/>
-            <w:r>
-              <w:rPr>
-                <w:sz w:val="28"/>
-                <w:szCs w:val="28"/>
-                <w:lang w:val="el-GR"/>
-              </w:rPr>
-              <w:t>.</w:t>
-            </w:r>
-            <w:r>
-              <w:rPr>
-                <w:sz w:val="28"/>
-                <w:szCs w:val="28"/>
-              </w:rPr>
-              <w:t>com</w:t>
-            </w:r>
-            <w:r>
-              <w:rPr>
-                <w:sz w:val="28"/>
-                <w:szCs w:val="28"/>
-                <w:lang w:val="el-GR"/>
-              </w:rPr>
-              <w:t xml:space="preserve"> και βάλε στο </w:t>
-            </w:r>
+            </w:pPr>
             <w:r>
               <w:rPr>
                 <w:b/>
@@ -995,11 +1205,78 @@
             </w:pPr>
             <w:r>
               <w:rPr>
+                <w:b/>
+                <w:bCs/>
                 <w:sz w:val="28"/>
                 <w:szCs w:val="28"/>
                 <w:lang w:val="el-GR"/>
               </w:rPr>
-              <w:t>Θέμα: ΦΩΤΟΓΡΑΦΙΕΣ ΣΧΟΛΕΙΟΥ. Κείμενο: «Επισυνάπτω φωτογραφίες από το σχολείο μου.»</w:t>
+              <w:t>Θέμα</w:t>
+            </w:r>
+            <w:r>
+              <w:rPr>
+                <w:b/>
+                <w:bCs/>
+                <w:sz w:val="28"/>
+                <w:szCs w:val="28"/>
+                <w:lang w:val="el-GR"/>
+              </w:rPr>
+              <w:t>(</w:t>
+            </w:r>
+            <w:r>
+              <w:rPr>
+                <w:b/>
+                <w:bCs/>
+                <w:sz w:val="28"/>
+                <w:szCs w:val="28"/>
+              </w:rPr>
+              <w:t>subject)</w:t>
+            </w:r>
+            <w:r>
+              <w:rPr>
+                <w:b/>
+                <w:bCs/>
+                <w:sz w:val="28"/>
+                <w:szCs w:val="28"/>
+                <w:lang w:val="el-GR"/>
+              </w:rPr>
+              <w:t>:</w:t>
+            </w:r>
+            <w:r>
+              <w:rPr>
+                <w:sz w:val="28"/>
+                <w:szCs w:val="28"/>
+                <w:lang w:val="el-GR"/>
+              </w:rPr>
+              <w:t xml:space="preserve"> ΦΩΤΟΓΡΑΦΙΕΣ ΣΧΟΛΕΙΟΥ. </w:t>
+            </w:r>
+          </w:p>
+          <w:p>
+            <w:pPr>
+              <w:spacing w:after="60" w:line="259" w:lineRule="auto"/>
+              <w:rPr>
+                <w:sz w:val="28"/>
+                <w:szCs w:val="28"/>
+                <w:lang w:val="el-GR"/>
+              </w:rPr>
+            </w:pPr>
+            <w:r>
+              <w:rPr>
+                <w:b/>
+                <w:bCs/>
+                <w:sz w:val="28"/>
+                <w:szCs w:val="28"/>
+                <w:lang w:val="el-GR"/>
+              </w:rPr>
+              <w:t>Κείμενο:</w:t>
+            </w:r>
+            <w:r>
+              <w:rPr>
+                <w:sz w:val="28"/>
+                <w:szCs w:val="28"/>
+                <w:lang w:val="el-GR"/>
+              </w:rPr>
+              <w:t xml:space="preserve"> «Επισυνάπτω φωτογραφίες από το σχολείο μου.»</w:t>
             </w:r>
           </w:p>
           <w:p>
@@ -1090,14 +1367,75 @@
                 <w:szCs w:val="28"/>
                 <w:lang w:val="el-GR"/>
               </w:rPr>
-              <w:t xml:space="preserve">Πάτησε </w:t>
-            </w:r>
-            <w:r>
-              <w:rPr>
-                <w:sz w:val="28"/>
-                <w:szCs w:val="28"/>
-              </w:rPr>
-              <w:t>Attach</w:t>
+              <w:t>Πάτησε</w:t>
+            </w:r>
+            <w:r>
+              <w:rPr>
+                <w:sz w:val="28"/>
+                <w:szCs w:val="28"/>
+                <w:lang w:val="el-GR"/>
+              </w:rPr>
+              <w:t xml:space="preserve"> </w:t>
+            </w:r>
+            <w:r>
+              <w:rPr>
+                <w:b/>
+                <w:bCs/>
+                <w:sz w:val="28"/>
+                <w:szCs w:val="28"/>
+              </w:rPr>
+              <w:t>attach</w:t>
+            </w:r>
+            <w:r>
+              <w:rPr>
+                <w:sz w:val="28"/>
+                <w:szCs w:val="28"/>
+                <w:lang w:val="el-GR"/>
+              </w:rPr>
+              <w:t xml:space="preserve"> </w:t>
+            </w:r>
+            <w:r>
+              <w:rPr>
+                <w:b/>
+                <w:bCs/>
+                <w:sz w:val="28"/>
+                <w:szCs w:val="28"/>
+              </w:rPr>
+              <w:drawing>
+                <wp:inline distT="0" distB="0" distL="0" distR="0" wp14:anchorId="1E9C7C43" wp14:editId="04C9B4AF">
+                  <wp:extent cx="268804" cy="276225"/>
+                  <wp:effectExtent l="0" t="0" r="0" b="0"/>
+                  <wp:docPr id="1149619437" name="Picture 1"/>
+                  <wp:cNvGraphicFramePr>
+                    <a:graphicFrameLocks xmlns:a="http://schemas.openxmlformats.org/drawingml/2006/main" noChangeAspect="1"/>
+                  </wp:cNvGraphicFramePr>
+                  <a:graphic xmlns:a="http://schemas.openxmlformats.org/drawingml/2006/main">
+                    <a:graphicData uri="http://schemas.openxmlformats.org/drawingml/2006/picture">
+                      <pic:pic xmlns:pic="http://schemas.openxmlformats.org/drawingml/2006/picture">
+                        <pic:nvPicPr>
+                          <pic:cNvPr id="1149619437" name=""/>
+                          <pic:cNvPicPr/>
+                        </pic:nvPicPr>
+                        <pic:blipFill>
+                          <a:blip r:embed="rId7"/>
+                          <a:stretch>
+                            <a:fillRect/>
+                          </a:stretch>
+                        </pic:blipFill>
+                        <pic:spPr>
+                          <a:xfrm>
+                            <a:off x="0" y="0"/>
+                            <a:ext cx="273805" cy="281364"/>
+                          </a:xfrm>
+                          <a:prstGeom prst="rect">
+                            <a:avLst/>
+                          </a:prstGeom>
+                        </pic:spPr>
+                      </pic:pic>
+                    </a:graphicData>
+                  </a:graphic>
+                </wp:inline>
+              </w:drawing>
             </w:r>
             <w:r>
               <w:rPr>
@@ -1186,6 +1524,8 @@
             </w:r>
             <w:r>
               <w:rPr>
+                <w:b/>
+                <w:bCs/>
                 <w:sz w:val="28"/>
                 <w:szCs w:val="28"/>
               </w:rPr>
@@ -1291,11 +1631,21 @@
             </w:pPr>
             <w:r>
               <w:rPr>
+                <w:b/>
+                <w:bCs/>
                 <w:sz w:val="28"/>
                 <w:szCs w:val="28"/>
                 <w:lang w:val="el-GR"/>
               </w:rPr>
-              <w:t>Άνοιξε το μήνυμα με θέμα ΦΩΤΟΓΡΑΦΙΕΣ ΣΧΟΛΕΙΟΥ που έλαβες από συμμαθητή/</w:t>
+              <w:t>Άνοιξε το μήνυμα</w:t>
+            </w:r>
+            <w:r>
+              <w:rPr>
+                <w:sz w:val="28"/>
+                <w:szCs w:val="28"/>
+                <w:lang w:val="el-GR"/>
+              </w:rPr>
+              <w:t xml:space="preserve"> με θέμα ΦΩΤΟΓΡΑΦΙΕΣ ΣΧΟΛΕΙΟΥ που έλαβες από συμμαθητή/</w:t>
             </w:r>
             <w:proofErr w:type="spellStart"/>
             <w:r>
@@ -1394,6 +1744,8 @@
             </w:r>
             <w:r>
               <w:rPr>
+                <w:b/>
+                <w:bCs/>
                 <w:sz w:val="28"/>
                 <w:szCs w:val="28"/>
               </w:rPr>
@@ -1401,6 +1753,8 @@
             </w:r>
             <w:r>
               <w:rPr>
+                <w:b/>
+                <w:bCs/>
                 <w:sz w:val="28"/>
                 <w:szCs w:val="28"/>
                 <w:lang w:val="el-GR"/>
@@ -1409,6 +1763,8 @@
             </w:r>
             <w:r>
               <w:rPr>
+                <w:b/>
+                <w:bCs/>
                 <w:sz w:val="28"/>
                 <w:szCs w:val="28"/>
               </w:rPr>
@@ -1569,6 +1925,7 @@
                 <w:sz w:val="28"/>
                 <w:szCs w:val="28"/>
               </w:rPr>
+              <w:lastRenderedPageBreak/>
               <w:t xml:space="preserve">☐ </w:t>
             </w:r>
             <w:proofErr w:type="spellStart"/>
@@ -1905,7 +2262,6 @@
           <w:szCs w:val="28"/>
           <w:lang w:val="el-GR"/>
         </w:rPr>
-        <w:lastRenderedPageBreak/>
         <w:t xml:space="preserve">Ασφάλεια: </w:t>
       </w:r>
       <w:r>
@@ -14591,6 +14947,29 @@
       </w:tcPr>
     </w:tblStylePr>
   </w:style>
+  <w:style w:type="character" w:styleId="Hyperlink">
+    <w:name w:val="Hyperlink"/>
+    <w:basedOn w:val="DefaultParagraphFont"/>
+    <w:uiPriority w:val="99"/>
+    <w:unhideWhenUsed/>
+    <w:rsid w:val="00FA488D"/>
+    <w:rPr>
+      <w:color w:val="0000FF" w:themeColor="hyperlink"/>
+      <w:u w:val="single"/>
+    </w:rPr>
+  </w:style>
+  <w:style w:type="character" w:styleId="UnresolvedMention">
+    <w:name w:val="Unresolved Mention"/>
+    <w:basedOn w:val="DefaultParagraphFont"/>
+    <w:uiPriority w:val="99"/>
+    <w:semiHidden/>
+    <w:unhideWhenUsed/>
+    <w:rsid w:val="00FA488D"/>
+    <w:rPr>
+      <w:color w:val="605E5C"/>
+      <w:shd w:val="clear" w:color="auto" w:fill="E1DFDD"/>
+    </w:rPr>
+  </w:style>
 </w:styles>
 </file>
 
